--- a/DuAn.docx
+++ b/DuAn.docx
@@ -2903,7 +2903,7 @@
         </w:rPr>
         <w:lastRenderedPageBreak/>
         <w:pict w14:anchorId="39441C27">
-          <v:rect id="_x0000_i1061" style="width:0;height:1.5pt" o:hralign="center" o:hrstd="t" o:hr="t" fillcolor="#a0a0a0" stroked="f"/>
+          <v:rect id="_x0000_i1025" style="width:0;height:1.5pt" o:hralign="center" o:hrstd="t" o:hr="t" fillcolor="#a0a0a0" stroked="f"/>
         </w:pict>
       </w:r>
     </w:p>
@@ -3378,7 +3378,7 @@
           <w:rFonts w:ascii="Segoe UI Emoji" w:hAnsi="Segoe UI Emoji" w:cs="Segoe UI Emoji"/>
         </w:rPr>
         <w:pict w14:anchorId="04F8D638">
-          <v:rect id="_x0000_i1062" style="width:0;height:1.5pt" o:hralign="center" o:hrstd="t" o:hr="t" fillcolor="#a0a0a0" stroked="f"/>
+          <v:rect id="_x0000_i1026" style="width:0;height:1.5pt" o:hralign="center" o:hrstd="t" o:hr="t" fillcolor="#a0a0a0" stroked="f"/>
         </w:pict>
       </w:r>
     </w:p>
@@ -3699,7 +3699,7 @@
           <w:rFonts w:ascii="Segoe UI Emoji" w:hAnsi="Segoe UI Emoji" w:cs="Segoe UI Emoji"/>
         </w:rPr>
         <w:pict w14:anchorId="593ED1D9">
-          <v:rect id="_x0000_i1063" style="width:0;height:1.5pt" o:hralign="center" o:hrstd="t" o:hr="t" fillcolor="#a0a0a0" stroked="f"/>
+          <v:rect id="_x0000_i1027" style="width:0;height:1.5pt" o:hralign="center" o:hrstd="t" o:hr="t" fillcolor="#a0a0a0" stroked="f"/>
         </w:pict>
       </w:r>
     </w:p>
@@ -3992,7 +3992,7 @@
           <w:rFonts w:ascii="Segoe UI Emoji" w:hAnsi="Segoe UI Emoji" w:cs="Segoe UI Emoji"/>
         </w:rPr>
         <w:pict w14:anchorId="5A0551D0">
-          <v:rect id="_x0000_i1064" style="width:0;height:1.5pt" o:hralign="center" o:hrstd="t" o:hr="t" fillcolor="#a0a0a0" stroked="f"/>
+          <v:rect id="_x0000_i1028" style="width:0;height:1.5pt" o:hralign="center" o:hrstd="t" o:hr="t" fillcolor="#a0a0a0" stroked="f"/>
         </w:pict>
       </w:r>
     </w:p>
@@ -4003,13 +4003,17 @@
           <w:rFonts w:ascii="Segoe UI Emoji" w:hAnsi="Segoe UI Emoji" w:cs="Segoe UI Emoji"/>
           <w:b/>
           <w:bCs/>
-        </w:rPr>
-      </w:pPr>
-      <w:r>
-        <w:rPr>
-          <w:rFonts w:ascii="Segoe UI Emoji" w:hAnsi="Segoe UI Emoji" w:cs="Segoe UI Emoji"/>
-          <w:b/>
-          <w:bCs/>
+          <w:sz w:val="60"/>
+          <w:szCs w:val="60"/>
+        </w:rPr>
+      </w:pPr>
+      <w:r>
+        <w:rPr>
+          <w:rFonts w:ascii="Segoe UI Emoji" w:hAnsi="Segoe UI Emoji" w:cs="Segoe UI Emoji"/>
+          <w:b/>
+          <w:bCs/>
+          <w:sz w:val="60"/>
+          <w:szCs w:val="60"/>
         </w:rPr>
         <w:t>CAMUNDA</w:t>
       </w:r>
@@ -4618,6 +4622,7 @@
           <w:b/>
           <w:bCs/>
         </w:rPr>
+        <w:lastRenderedPageBreak/>
         <w:t>BPMN </w:t>
       </w:r>
       <w:r>
@@ -4687,7 +4692,6 @@
           <w:b/>
           <w:bCs/>
         </w:rPr>
-        <w:lastRenderedPageBreak/>
         <w:t>Delegate là “c</w:t>
       </w:r>
       <w:r>
@@ -5360,6 +5364,7 @@
           <w:b/>
           <w:bCs/>
         </w:rPr>
+        <w:lastRenderedPageBreak/>
         <w:t>3) APPROVE / REJECT</w:t>
       </w:r>
     </w:p>
@@ -5379,7 +5384,6 @@
           <w:b/>
           <w:bCs/>
         </w:rPr>
-        <w:lastRenderedPageBreak/>
         <w:t>Set approved và hoàn t</w:t>
       </w:r>
       <w:r>
@@ -5812,7 +5816,7 @@
           <w:rFonts w:ascii="Segoe UI Emoji" w:hAnsi="Segoe UI Emoji" w:cs="Segoe UI Emoji"/>
         </w:rPr>
         <w:pict w14:anchorId="19208C8E">
-          <v:rect id="_x0000_i1065" style="width:0;height:1.5pt" o:hralign="center" o:hrstd="t" o:hr="t" fillcolor="#a0a0a0" stroked="f"/>
+          <v:rect id="_x0000_i1029" style="width:0;height:1.5pt" o:hralign="center" o:hrstd="t" o:hr="t" fillcolor="#a0a0a0" stroked="f"/>
         </w:pict>
       </w:r>
     </w:p>
@@ -6193,6 +6197,7 @@
         <w:rPr>
           <w:rFonts w:ascii="Segoe UI Emoji" w:hAnsi="Segoe UI Emoji" w:cs="Segoe UI Emoji"/>
         </w:rPr>
+        <w:lastRenderedPageBreak/>
         <w:t>Class: CamundaTaskApplicationService</w:t>
       </w:r>
     </w:p>
@@ -6210,7 +6215,6 @@
         <w:rPr>
           <w:rFonts w:ascii="Segoe UI Emoji" w:hAnsi="Segoe UI Emoji" w:cs="Segoe UI Emoji"/>
         </w:rPr>
-        <w:lastRenderedPageBreak/>
         <w:t>Hàm: completeTask(...) (nhánh isUserCounterTaskKey)</w:t>
       </w:r>
     </w:p>
@@ -6226,7 +6230,7 @@
           <w:rFonts w:ascii="Segoe UI Emoji" w:hAnsi="Segoe UI Emoji" w:cs="Segoe UI Emoji"/>
         </w:rPr>
         <w:pict w14:anchorId="10BCDDF5">
-          <v:rect id="_x0000_i1066" style="width:0;height:1.5pt" o:hralign="center" o:hrstd="t" o:hr="t" fillcolor="#a0a0a0" stroked="f"/>
+          <v:rect id="_x0000_i1030" style="width:0;height:1.5pt" o:hralign="center" o:hrstd="t" o:hr="t" fillcolor="#a0a0a0" stroked="f"/>
         </w:pict>
       </w:r>
     </w:p>
@@ -6487,6 +6491,9 @@
           <w:ilvl w:val="1"/>
           <w:numId w:val="30"/>
         </w:numPr>
+        <w:pBdr>
+          <w:bottom w:val="single" w:sz="6" w:space="1" w:color="auto"/>
+        </w:pBdr>
         <w:rPr>
           <w:rFonts w:ascii="Segoe UI Emoji" w:hAnsi="Segoe UI Emoji" w:cs="Segoe UI Emoji"/>
         </w:rPr>
@@ -6526,6 +6533,2241 @@
           <w:rFonts w:ascii="Segoe UI Emoji" w:hAnsi="Segoe UI Emoji" w:cs="Segoe UI Emoji"/>
         </w:rPr>
         <w:t>: markNeedMoreInfo, markCounterProposed, markPendingApprovalAfterClarify, handleProvisionDecision</w:t>
+      </w:r>
+    </w:p>
+    <w:p>
+      <w:pPr>
+        <w:ind w:left="360"/>
+        <w:rPr>
+          <w:rFonts w:ascii="Segoe UI Emoji" w:hAnsi="Segoe UI Emoji" w:cs="Segoe UI Emoji"/>
+          <w:b/>
+          <w:bCs/>
+          <w:sz w:val="60"/>
+          <w:szCs w:val="60"/>
+        </w:rPr>
+      </w:pPr>
+      <w:r>
+        <w:rPr>
+          <w:rFonts w:ascii="Segoe UI Emoji" w:hAnsi="Segoe UI Emoji" w:cs="Segoe UI Emoji"/>
+          <w:b/>
+          <w:bCs/>
+          <w:sz w:val="60"/>
+          <w:szCs w:val="60"/>
+        </w:rPr>
+        <w:t>REDIS</w:t>
+      </w:r>
+    </w:p>
+    <w:p>
+      <w:pPr>
+        <w:ind w:left="360"/>
+        <w:rPr>
+          <w:rFonts w:ascii="Segoe UI Emoji" w:hAnsi="Segoe UI Emoji" w:cs="Segoe UI Emoji"/>
+        </w:rPr>
+      </w:pPr>
+      <w:r>
+        <w:rPr>
+          <w:rFonts w:ascii="Segoe UI Emoji" w:hAnsi="Segoe UI Emoji" w:cs="Segoe UI Emoji"/>
+        </w:rPr>
+        <w:t>Gi</w:t>
+      </w:r>
+      <w:r>
+        <w:rPr>
+          <w:rFonts w:ascii="Calibri" w:hAnsi="Calibri" w:cs="Calibri"/>
+        </w:rPr>
+        <w:t>ả</w:t>
+      </w:r>
+      <w:r>
+        <w:rPr>
+          <w:rFonts w:ascii="Segoe UI Emoji" w:hAnsi="Segoe UI Emoji" w:cs="Segoe UI Emoji"/>
+        </w:rPr>
+        <w:t>i thích ng</w:t>
+      </w:r>
+      <w:r>
+        <w:rPr>
+          <w:rFonts w:ascii="Calibri" w:hAnsi="Calibri" w:cs="Calibri"/>
+        </w:rPr>
+        <w:t>ắ</w:t>
+      </w:r>
+      <w:r>
+        <w:rPr>
+          <w:rFonts w:ascii="Segoe UI Emoji" w:hAnsi="Segoe UI Emoji" w:cs="Segoe UI Emoji"/>
+        </w:rPr>
+        <w:t>n g</w:t>
+      </w:r>
+      <w:r>
+        <w:rPr>
+          <w:rFonts w:ascii="Calibri" w:hAnsi="Calibri" w:cs="Calibri"/>
+        </w:rPr>
+        <w:t>ọ</w:t>
+      </w:r>
+      <w:r>
+        <w:rPr>
+          <w:rFonts w:ascii="Segoe UI Emoji" w:hAnsi="Segoe UI Emoji" w:cs="Segoe UI Emoji"/>
+        </w:rPr>
+        <w:t>n tr</w:t>
+      </w:r>
+      <w:r>
+        <w:rPr>
+          <w:rFonts w:ascii="Calibri" w:hAnsi="Calibri" w:cs="Calibri"/>
+        </w:rPr>
+        <w:t>ướ</w:t>
+      </w:r>
+      <w:r>
+        <w:rPr>
+          <w:rFonts w:ascii="Segoe UI Emoji" w:hAnsi="Segoe UI Emoji" w:cs="Segoe UI Emoji"/>
+        </w:rPr>
+        <w:t>c:</w:t>
+      </w:r>
+    </w:p>
+    <w:p>
+      <w:pPr>
+        <w:numPr>
+          <w:ilvl w:val="0"/>
+          <w:numId w:val="34"/>
+        </w:numPr>
+        <w:rPr>
+          <w:rFonts w:ascii="Segoe UI Emoji" w:hAnsi="Segoe UI Emoji" w:cs="Segoe UI Emoji"/>
+        </w:rPr>
+      </w:pPr>
+      <w:r>
+        <w:rPr>
+          <w:rFonts w:ascii="Segoe UI Emoji" w:hAnsi="Segoe UI Emoji" w:cs="Segoe UI Emoji"/>
+          <w:b/>
+          <w:bCs/>
+        </w:rPr>
+        <w:t>Redis không l</w:t>
+      </w:r>
+      <w:r>
+        <w:rPr>
+          <w:rFonts w:ascii="Calibri" w:hAnsi="Calibri" w:cs="Calibri"/>
+          <w:b/>
+          <w:bCs/>
+        </w:rPr>
+        <w:t>ư</w:t>
+      </w:r>
+      <w:r>
+        <w:rPr>
+          <w:rFonts w:ascii="Segoe UI Emoji" w:hAnsi="Segoe UI Emoji" w:cs="Segoe UI Emoji"/>
+          <w:b/>
+          <w:bCs/>
+        </w:rPr>
+        <w:t>u file báo cáo</w:t>
+      </w:r>
+      <w:r>
+        <w:rPr>
+          <w:rFonts w:ascii="Segoe UI Emoji" w:hAnsi="Segoe UI Emoji" w:cs="Segoe UI Emoji"/>
+        </w:rPr>
+        <w:t>.</w:t>
+      </w:r>
+    </w:p>
+    <w:p>
+      <w:pPr>
+        <w:numPr>
+          <w:ilvl w:val="0"/>
+          <w:numId w:val="34"/>
+        </w:numPr>
+        <w:rPr>
+          <w:rFonts w:ascii="Segoe UI Emoji" w:hAnsi="Segoe UI Emoji" w:cs="Segoe UI Emoji"/>
+        </w:rPr>
+      </w:pPr>
+      <w:r>
+        <w:rPr>
+          <w:rFonts w:ascii="Segoe UI Emoji" w:hAnsi="Segoe UI Emoji" w:cs="Segoe UI Emoji"/>
+          <w:b/>
+          <w:bCs/>
+        </w:rPr>
+        <w:t>File th</w:t>
+      </w:r>
+      <w:r>
+        <w:rPr>
+          <w:rFonts w:ascii="Calibri" w:hAnsi="Calibri" w:cs="Calibri"/>
+          <w:b/>
+          <w:bCs/>
+        </w:rPr>
+        <w:t>ậ</w:t>
+      </w:r>
+      <w:r>
+        <w:rPr>
+          <w:rFonts w:ascii="Segoe UI Emoji" w:hAnsi="Segoe UI Emoji" w:cs="Segoe UI Emoji"/>
+          <w:b/>
+          <w:bCs/>
+        </w:rPr>
+        <w:t>t</w:t>
+      </w:r>
+      <w:r>
+        <w:rPr>
+          <w:rFonts w:ascii="Segoe UI Emoji" w:hAnsi="Segoe UI Emoji" w:cs="Segoe UI Emoji"/>
+        </w:rPr>
+        <w:t> </w:t>
+      </w:r>
+      <w:r>
+        <w:rPr>
+          <w:rFonts w:ascii="Calibri" w:hAnsi="Calibri" w:cs="Calibri"/>
+        </w:rPr>
+        <w:t>đượ</w:t>
+      </w:r>
+      <w:r>
+        <w:rPr>
+          <w:rFonts w:ascii="Segoe UI Emoji" w:hAnsi="Segoe UI Emoji" w:cs="Segoe UI Emoji"/>
+        </w:rPr>
+        <w:t>c l</w:t>
+      </w:r>
+      <w:r>
+        <w:rPr>
+          <w:rFonts w:ascii="Calibri" w:hAnsi="Calibri" w:cs="Calibri"/>
+        </w:rPr>
+        <w:t>ư</w:t>
+      </w:r>
+      <w:r>
+        <w:rPr>
+          <w:rFonts w:ascii="Segoe UI Emoji" w:hAnsi="Segoe UI Emoji" w:cs="Segoe UI Emoji"/>
+        </w:rPr>
+        <w:t xml:space="preserve">u trên </w:t>
+      </w:r>
+      <w:r>
+        <w:rPr>
+          <w:rFonts w:ascii="Calibri" w:hAnsi="Calibri" w:cs="Calibri"/>
+        </w:rPr>
+        <w:t>ổ</w:t>
+      </w:r>
+      <w:r>
+        <w:rPr>
+          <w:rFonts w:ascii="Segoe UI Emoji" w:hAnsi="Segoe UI Emoji" w:cs="Segoe UI Emoji"/>
+        </w:rPr>
+        <w:t xml:space="preserve"> </w:t>
+      </w:r>
+      <w:r>
+        <w:rPr>
+          <w:rFonts w:ascii="Calibri" w:hAnsi="Calibri" w:cs="Calibri"/>
+        </w:rPr>
+        <w:t>đĩ</w:t>
+      </w:r>
+      <w:r>
+        <w:rPr>
+          <w:rFonts w:ascii="Segoe UI Emoji" w:hAnsi="Segoe UI Emoji" w:cs="Segoe UI Emoji"/>
+        </w:rPr>
+        <w:t>a server (app.report.storage-dir).</w:t>
+      </w:r>
+    </w:p>
+    <w:p>
+      <w:pPr>
+        <w:numPr>
+          <w:ilvl w:val="0"/>
+          <w:numId w:val="34"/>
+        </w:numPr>
+        <w:rPr>
+          <w:rFonts w:ascii="Segoe UI Emoji" w:hAnsi="Segoe UI Emoji" w:cs="Segoe UI Emoji"/>
+        </w:rPr>
+      </w:pPr>
+      <w:r>
+        <w:rPr>
+          <w:rFonts w:ascii="Segoe UI Emoji" w:hAnsi="Segoe UI Emoji" w:cs="Segoe UI Emoji"/>
+        </w:rPr>
+        <w:lastRenderedPageBreak/>
+        <w:t>Redis ch</w:t>
+      </w:r>
+      <w:r>
+        <w:rPr>
+          <w:rFonts w:ascii="Calibri" w:hAnsi="Calibri" w:cs="Calibri"/>
+        </w:rPr>
+        <w:t>ỉ</w:t>
+      </w:r>
+      <w:r>
+        <w:rPr>
+          <w:rFonts w:ascii="Segoe UI Emoji" w:hAnsi="Segoe UI Emoji" w:cs="Segoe UI Emoji"/>
+        </w:rPr>
+        <w:t xml:space="preserve"> l</w:t>
+      </w:r>
+      <w:r>
+        <w:rPr>
+          <w:rFonts w:ascii="Calibri" w:hAnsi="Calibri" w:cs="Calibri"/>
+        </w:rPr>
+        <w:t>ư</w:t>
+      </w:r>
+      <w:r>
+        <w:rPr>
+          <w:rFonts w:ascii="Segoe UI Emoji" w:hAnsi="Segoe UI Emoji" w:cs="Segoe UI Emoji"/>
+        </w:rPr>
+        <w:t>u </w:t>
+      </w:r>
+      <w:r>
+        <w:rPr>
+          <w:rFonts w:ascii="Segoe UI Emoji" w:hAnsi="Segoe UI Emoji" w:cs="Segoe UI Emoji"/>
+          <w:b/>
+          <w:bCs/>
+        </w:rPr>
+        <w:t>metadata/map</w:t>
+      </w:r>
+      <w:r>
+        <w:rPr>
+          <w:rFonts w:ascii="Segoe UI Emoji" w:hAnsi="Segoe UI Emoji" w:cs="Segoe UI Emoji"/>
+        </w:rPr>
+        <w:t> </w:t>
+      </w:r>
+      <w:r>
+        <w:rPr>
+          <w:rFonts w:ascii="Calibri" w:hAnsi="Calibri" w:cs="Calibri"/>
+        </w:rPr>
+        <w:t>để</w:t>
+      </w:r>
+      <w:r>
+        <w:rPr>
+          <w:rFonts w:ascii="Segoe UI Emoji" w:hAnsi="Segoe UI Emoji" w:cs="Segoe UI Emoji"/>
+        </w:rPr>
+        <w:t xml:space="preserve"> bi</w:t>
+      </w:r>
+      <w:r>
+        <w:rPr>
+          <w:rFonts w:ascii="Calibri" w:hAnsi="Calibri" w:cs="Calibri"/>
+        </w:rPr>
+        <w:t>ế</w:t>
+      </w:r>
+      <w:r>
+        <w:rPr>
+          <w:rFonts w:ascii="Segoe UI Emoji" w:hAnsi="Segoe UI Emoji" w:cs="Segoe UI Emoji"/>
+        </w:rPr>
+        <w:t>t: “v</w:t>
+      </w:r>
+      <w:r>
+        <w:rPr>
+          <w:rFonts w:ascii="Calibri" w:hAnsi="Calibri" w:cs="Calibri"/>
+        </w:rPr>
+        <w:t>ớ</w:t>
+      </w:r>
+      <w:r>
+        <w:rPr>
+          <w:rFonts w:ascii="Segoe UI Emoji" w:hAnsi="Segoe UI Emoji" w:cs="Segoe UI Emoji"/>
+        </w:rPr>
+        <w:t>i b</w:t>
+      </w:r>
+      <w:r>
+        <w:rPr>
+          <w:rFonts w:ascii="Calibri" w:hAnsi="Calibri" w:cs="Calibri"/>
+        </w:rPr>
+        <w:t>ộ</w:t>
+      </w:r>
+      <w:r>
+        <w:rPr>
+          <w:rFonts w:ascii="Segoe UI Emoji" w:hAnsi="Segoe UI Emoji" w:cs="Segoe UI Emoji"/>
+        </w:rPr>
+        <w:t xml:space="preserve"> tham s</w:t>
+      </w:r>
+      <w:r>
+        <w:rPr>
+          <w:rFonts w:ascii="Calibri" w:hAnsi="Calibri" w:cs="Calibri"/>
+        </w:rPr>
+        <w:t>ố</w:t>
+      </w:r>
+      <w:r>
+        <w:rPr>
+          <w:rFonts w:ascii="Segoe UI Emoji" w:hAnsi="Segoe UI Emoji" w:cs="Segoe UI Emoji"/>
+        </w:rPr>
+        <w:t xml:space="preserve"> này thì file nào </w:t>
+      </w:r>
+      <w:r>
+        <w:rPr>
+          <w:rFonts w:ascii="Calibri" w:hAnsi="Calibri" w:cs="Calibri"/>
+        </w:rPr>
+        <w:t>đ</w:t>
+      </w:r>
+      <w:r>
+        <w:rPr>
+          <w:rFonts w:ascii="Segoe UI Emoji" w:hAnsi="Segoe UI Emoji" w:cs="Segoe UI Emoji"/>
+        </w:rPr>
+        <w:t>ã có s</w:t>
+      </w:r>
+      <w:r>
+        <w:rPr>
+          <w:rFonts w:ascii="Calibri" w:hAnsi="Calibri" w:cs="Calibri"/>
+        </w:rPr>
+        <w:t>ẵ</w:t>
+      </w:r>
+      <w:r>
+        <w:rPr>
+          <w:rFonts w:ascii="Segoe UI Emoji" w:hAnsi="Segoe UI Emoji" w:cs="Segoe UI Emoji"/>
+        </w:rPr>
+        <w:t>n”.</w:t>
+      </w:r>
+    </w:p>
+    <w:p>
+      <w:pPr>
+        <w:ind w:left="360"/>
+        <w:rPr>
+          <w:rFonts w:ascii="Segoe UI Emoji" w:hAnsi="Segoe UI Emoji" w:cs="Segoe UI Emoji"/>
+        </w:rPr>
+      </w:pPr>
+      <w:r>
+        <w:rPr>
+          <w:rFonts w:ascii="Segoe UI Emoji" w:hAnsi="Segoe UI Emoji" w:cs="Segoe UI Emoji"/>
+        </w:rPr>
+        <w:pict w14:anchorId="28AFC07D">
+          <v:rect id="_x0000_i1049" style="width:0;height:1.5pt" o:hralign="center" o:hrstd="t" o:hr="t" fillcolor="#a0a0a0" stroked="f"/>
+        </w:pict>
+      </w:r>
+    </w:p>
+    <w:p>
+      <w:pPr>
+        <w:ind w:left="360"/>
+        <w:rPr>
+          <w:rFonts w:ascii="Segoe UI Emoji" w:hAnsi="Segoe UI Emoji" w:cs="Segoe UI Emoji"/>
+          <w:b/>
+          <w:bCs/>
+        </w:rPr>
+      </w:pPr>
+      <w:r>
+        <w:rPr>
+          <w:rFonts w:ascii="Segoe UI Emoji" w:hAnsi="Segoe UI Emoji" w:cs="Segoe UI Emoji"/>
+          <w:b/>
+          <w:bCs/>
+        </w:rPr>
+        <w:t>Lu</w:t>
+      </w:r>
+      <w:r>
+        <w:rPr>
+          <w:rFonts w:ascii="Calibri" w:hAnsi="Calibri" w:cs="Calibri"/>
+          <w:b/>
+          <w:bCs/>
+        </w:rPr>
+        <w:t>ồ</w:t>
+      </w:r>
+      <w:r>
+        <w:rPr>
+          <w:rFonts w:ascii="Segoe UI Emoji" w:hAnsi="Segoe UI Emoji" w:cs="Segoe UI Emoji"/>
+          <w:b/>
+          <w:bCs/>
+        </w:rPr>
+        <w:t>ng th</w:t>
+      </w:r>
+      <w:r>
+        <w:rPr>
+          <w:rFonts w:ascii="Calibri" w:hAnsi="Calibri" w:cs="Calibri"/>
+          <w:b/>
+          <w:bCs/>
+        </w:rPr>
+        <w:t>ậ</w:t>
+      </w:r>
+      <w:r>
+        <w:rPr>
+          <w:rFonts w:ascii="Segoe UI Emoji" w:hAnsi="Segoe UI Emoji" w:cs="Segoe UI Emoji"/>
+          <w:b/>
+          <w:bCs/>
+        </w:rPr>
+        <w:t xml:space="preserve">t </w:t>
+      </w:r>
+      <w:r>
+        <w:rPr>
+          <w:rFonts w:ascii="Calibri" w:hAnsi="Calibri" w:cs="Calibri"/>
+          <w:b/>
+          <w:bCs/>
+        </w:rPr>
+        <w:t>đ</w:t>
+      </w:r>
+      <w:r>
+        <w:rPr>
+          <w:rFonts w:ascii="Segoe UI Emoji" w:hAnsi="Segoe UI Emoji" w:cs="Segoe UI Emoji"/>
+          <w:b/>
+          <w:bCs/>
+        </w:rPr>
+        <w:t>ang ch</w:t>
+      </w:r>
+      <w:r>
+        <w:rPr>
+          <w:rFonts w:ascii="Calibri" w:hAnsi="Calibri" w:cs="Calibri"/>
+          <w:b/>
+          <w:bCs/>
+        </w:rPr>
+        <w:t>ạ</w:t>
+      </w:r>
+      <w:r>
+        <w:rPr>
+          <w:rFonts w:ascii="Segoe UI Emoji" w:hAnsi="Segoe UI Emoji" w:cs="Segoe UI Emoji"/>
+          <w:b/>
+          <w:bCs/>
+        </w:rPr>
+        <w:t>y trong code b</w:t>
+      </w:r>
+      <w:r>
+        <w:rPr>
+          <w:rFonts w:ascii="Calibri" w:hAnsi="Calibri" w:cs="Calibri"/>
+          <w:b/>
+          <w:bCs/>
+        </w:rPr>
+        <w:t>ạ</w:t>
+      </w:r>
+      <w:r>
+        <w:rPr>
+          <w:rFonts w:ascii="Segoe UI Emoji" w:hAnsi="Segoe UI Emoji" w:cs="Segoe UI Emoji"/>
+          <w:b/>
+          <w:bCs/>
+        </w:rPr>
+        <w:t>n</w:t>
+      </w:r>
+    </w:p>
+    <w:p>
+      <w:pPr>
+        <w:ind w:left="360"/>
+        <w:rPr>
+          <w:rFonts w:ascii="Segoe UI Emoji" w:hAnsi="Segoe UI Emoji" w:cs="Segoe UI Emoji"/>
+          <w:b/>
+          <w:bCs/>
+        </w:rPr>
+      </w:pPr>
+      <w:r>
+        <w:rPr>
+          <w:rFonts w:ascii="Segoe UI Emoji" w:hAnsi="Segoe UI Emoji" w:cs="Segoe UI Emoji"/>
+          <w:b/>
+          <w:bCs/>
+        </w:rPr>
+        <w:t>1) Admin A b</w:t>
+      </w:r>
+      <w:r>
+        <w:rPr>
+          <w:rFonts w:ascii="Calibri" w:hAnsi="Calibri" w:cs="Calibri"/>
+          <w:b/>
+          <w:bCs/>
+        </w:rPr>
+        <w:t>ấ</w:t>
+      </w:r>
+      <w:r>
+        <w:rPr>
+          <w:rFonts w:ascii="Segoe UI Emoji" w:hAnsi="Segoe UI Emoji" w:cs="Segoe UI Emoji"/>
+          <w:b/>
+          <w:bCs/>
+        </w:rPr>
+        <w:t>m export l</w:t>
+      </w:r>
+      <w:r>
+        <w:rPr>
+          <w:rFonts w:ascii="Calibri" w:hAnsi="Calibri" w:cs="Calibri"/>
+          <w:b/>
+          <w:bCs/>
+        </w:rPr>
+        <w:t>ầ</w:t>
+      </w:r>
+      <w:r>
+        <w:rPr>
+          <w:rFonts w:ascii="Segoe UI Emoji" w:hAnsi="Segoe UI Emoji" w:cs="Segoe UI Emoji"/>
+          <w:b/>
+          <w:bCs/>
+        </w:rPr>
+        <w:t xml:space="preserve">n </w:t>
+      </w:r>
+      <w:r>
+        <w:rPr>
+          <w:rFonts w:ascii="Calibri" w:hAnsi="Calibri" w:cs="Calibri"/>
+          <w:b/>
+          <w:bCs/>
+        </w:rPr>
+        <w:t>đầ</w:t>
+      </w:r>
+      <w:r>
+        <w:rPr>
+          <w:rFonts w:ascii="Segoe UI Emoji" w:hAnsi="Segoe UI Emoji" w:cs="Segoe UI Emoji"/>
+          <w:b/>
+          <w:bCs/>
+        </w:rPr>
+        <w:t>u</w:t>
+      </w:r>
+    </w:p>
+    <w:p>
+      <w:pPr>
+        <w:numPr>
+          <w:ilvl w:val="0"/>
+          <w:numId w:val="35"/>
+        </w:numPr>
+        <w:rPr>
+          <w:rFonts w:ascii="Segoe UI Emoji" w:hAnsi="Segoe UI Emoji" w:cs="Segoe UI Emoji"/>
+        </w:rPr>
+      </w:pPr>
+      <w:r>
+        <w:rPr>
+          <w:rFonts w:ascii="Segoe UI Emoji" w:hAnsi="Segoe UI Emoji" w:cs="Segoe UI Emoji"/>
+        </w:rPr>
+        <w:t>API POST /api/reports/jobs</w:t>
+      </w:r>
+    </w:p>
+    <w:p>
+      <w:pPr>
+        <w:numPr>
+          <w:ilvl w:val="0"/>
+          <w:numId w:val="35"/>
+        </w:numPr>
+        <w:rPr>
+          <w:rFonts w:ascii="Segoe UI Emoji" w:hAnsi="Segoe UI Emoji" w:cs="Segoe UI Emoji"/>
+        </w:rPr>
+      </w:pPr>
+      <w:r>
+        <w:rPr>
+          <w:rFonts w:ascii="Segoe UI Emoji" w:hAnsi="Segoe UI Emoji" w:cs="Segoe UI Emoji"/>
+        </w:rPr>
+        <w:t>Backend t</w:t>
+      </w:r>
+      <w:r>
+        <w:rPr>
+          <w:rFonts w:ascii="Calibri" w:hAnsi="Calibri" w:cs="Calibri"/>
+        </w:rPr>
+        <w:t>ạ</w:t>
+      </w:r>
+      <w:r>
+        <w:rPr>
+          <w:rFonts w:ascii="Segoe UI Emoji" w:hAnsi="Segoe UI Emoji" w:cs="Segoe UI Emoji"/>
+        </w:rPr>
+        <w:t>o job PENDING</w:t>
+      </w:r>
+    </w:p>
+    <w:p>
+      <w:pPr>
+        <w:numPr>
+          <w:ilvl w:val="0"/>
+          <w:numId w:val="35"/>
+        </w:numPr>
+        <w:rPr>
+          <w:rFonts w:ascii="Segoe UI Emoji" w:hAnsi="Segoe UI Emoji" w:cs="Segoe UI Emoji"/>
+        </w:rPr>
+      </w:pPr>
+      <w:r>
+        <w:rPr>
+          <w:rFonts w:ascii="Segoe UI Emoji" w:hAnsi="Segoe UI Emoji" w:cs="Segoe UI Emoji"/>
+        </w:rPr>
+        <w:t>Worker render Jasper (load d</w:t>
+      </w:r>
+      <w:r>
+        <w:rPr>
+          <w:rFonts w:ascii="Calibri" w:hAnsi="Calibri" w:cs="Calibri"/>
+        </w:rPr>
+        <w:t>ữ</w:t>
+      </w:r>
+      <w:r>
+        <w:rPr>
+          <w:rFonts w:ascii="Segoe UI Emoji" w:hAnsi="Segoe UI Emoji" w:cs="Segoe UI Emoji"/>
+        </w:rPr>
+        <w:t xml:space="preserve"> li</w:t>
+      </w:r>
+      <w:r>
+        <w:rPr>
+          <w:rFonts w:ascii="Calibri" w:hAnsi="Calibri" w:cs="Calibri"/>
+        </w:rPr>
+        <w:t>ệ</w:t>
+      </w:r>
+      <w:r>
+        <w:rPr>
+          <w:rFonts w:ascii="Segoe UI Emoji" w:hAnsi="Segoe UI Emoji" w:cs="Segoe UI Emoji"/>
+        </w:rPr>
+        <w:t>u DB, t</w:t>
+      </w:r>
+      <w:r>
+        <w:rPr>
+          <w:rFonts w:ascii="Calibri" w:hAnsi="Calibri" w:cs="Calibri"/>
+        </w:rPr>
+        <w:t>ạ</w:t>
+      </w:r>
+      <w:r>
+        <w:rPr>
+          <w:rFonts w:ascii="Segoe UI Emoji" w:hAnsi="Segoe UI Emoji" w:cs="Segoe UI Emoji"/>
+        </w:rPr>
+        <w:t>o file)</w:t>
+      </w:r>
+    </w:p>
+    <w:p>
+      <w:pPr>
+        <w:numPr>
+          <w:ilvl w:val="0"/>
+          <w:numId w:val="35"/>
+        </w:numPr>
+        <w:rPr>
+          <w:rFonts w:ascii="Segoe UI Emoji" w:hAnsi="Segoe UI Emoji" w:cs="Segoe UI Emoji"/>
+        </w:rPr>
+      </w:pPr>
+      <w:r>
+        <w:rPr>
+          <w:rFonts w:ascii="Segoe UI Emoji" w:hAnsi="Segoe UI Emoji" w:cs="Segoe UI Emoji"/>
+        </w:rPr>
+        <w:t xml:space="preserve">File </w:t>
+      </w:r>
+      <w:r>
+        <w:rPr>
+          <w:rFonts w:ascii="Calibri" w:hAnsi="Calibri" w:cs="Calibri"/>
+        </w:rPr>
+        <w:t>đượ</w:t>
+      </w:r>
+      <w:r>
+        <w:rPr>
+          <w:rFonts w:ascii="Segoe UI Emoji" w:hAnsi="Segoe UI Emoji" w:cs="Segoe UI Emoji"/>
+        </w:rPr>
+        <w:t>c ghi vào:</w:t>
+      </w:r>
+    </w:p>
+    <w:p>
+      <w:pPr>
+        <w:numPr>
+          <w:ilvl w:val="1"/>
+          <w:numId w:val="35"/>
+        </w:numPr>
+        <w:rPr>
+          <w:rFonts w:ascii="Segoe UI Emoji" w:hAnsi="Segoe UI Emoji" w:cs="Segoe UI Emoji"/>
+        </w:rPr>
+      </w:pPr>
+      <w:r>
+        <w:rPr>
+          <w:rFonts w:ascii="Segoe UI Emoji" w:hAnsi="Segoe UI Emoji" w:cs="Segoe UI Emoji"/>
+        </w:rPr>
+        <w:t>app.report.storage-dir (ví d</w:t>
+      </w:r>
+      <w:r>
+        <w:rPr>
+          <w:rFonts w:ascii="Calibri" w:hAnsi="Calibri" w:cs="Calibri"/>
+        </w:rPr>
+        <w:t>ụ</w:t>
+      </w:r>
+      <w:r>
+        <w:rPr>
+          <w:rFonts w:ascii="Segoe UI Emoji" w:hAnsi="Segoe UI Emoji" w:cs="Segoe UI Emoji"/>
+        </w:rPr>
+        <w:t> %TEMP%/report-exports)</w:t>
+      </w:r>
+    </w:p>
+    <w:p>
+      <w:pPr>
+        <w:numPr>
+          <w:ilvl w:val="1"/>
+          <w:numId w:val="35"/>
+        </w:numPr>
+        <w:rPr>
+          <w:rFonts w:ascii="Segoe UI Emoji" w:hAnsi="Segoe UI Emoji" w:cs="Segoe UI Emoji"/>
+        </w:rPr>
+      </w:pPr>
+      <w:r>
+        <w:rPr>
+          <w:rFonts w:ascii="Segoe UI Emoji" w:hAnsi="Segoe UI Emoji" w:cs="Segoe UI Emoji"/>
+        </w:rPr>
+        <w:t>tên ki</w:t>
+      </w:r>
+      <w:r>
+        <w:rPr>
+          <w:rFonts w:ascii="Calibri" w:hAnsi="Calibri" w:cs="Calibri"/>
+        </w:rPr>
+        <w:t>ể</w:t>
+      </w:r>
+      <w:r>
+        <w:rPr>
+          <w:rFonts w:ascii="Segoe UI Emoji" w:hAnsi="Segoe UI Emoji" w:cs="Segoe UI Emoji"/>
+        </w:rPr>
+        <w:t>u jobId.xlsx ho</w:t>
+      </w:r>
+      <w:r>
+        <w:rPr>
+          <w:rFonts w:ascii="Calibri" w:hAnsi="Calibri" w:cs="Calibri"/>
+        </w:rPr>
+        <w:t>ặ</w:t>
+      </w:r>
+      <w:r>
+        <w:rPr>
+          <w:rFonts w:ascii="Segoe UI Emoji" w:hAnsi="Segoe UI Emoji" w:cs="Segoe UI Emoji"/>
+        </w:rPr>
+        <w:t>c jobId.pdf</w:t>
+      </w:r>
+    </w:p>
+    <w:p>
+      <w:pPr>
+        <w:ind w:left="360"/>
+        <w:rPr>
+          <w:rFonts w:ascii="Segoe UI Emoji" w:hAnsi="Segoe UI Emoji" w:cs="Segoe UI Emoji"/>
+          <w:b/>
+          <w:bCs/>
+        </w:rPr>
+      </w:pPr>
+      <w:r>
+        <w:rPr>
+          <w:rFonts w:ascii="Segoe UI Emoji" w:hAnsi="Segoe UI Emoji" w:cs="Segoe UI Emoji"/>
+          <w:b/>
+          <w:bCs/>
+        </w:rPr>
+        <w:t>2) Sau khi render xong</w:t>
+      </w:r>
+    </w:p>
+    <w:p>
+      <w:pPr>
+        <w:ind w:left="360"/>
+        <w:rPr>
+          <w:rFonts w:ascii="Segoe UI Emoji" w:hAnsi="Segoe UI Emoji" w:cs="Segoe UI Emoji"/>
+        </w:rPr>
+      </w:pPr>
+      <w:r>
+        <w:rPr>
+          <w:rFonts w:ascii="Segoe UI Emoji" w:hAnsi="Segoe UI Emoji" w:cs="Segoe UI Emoji"/>
+        </w:rPr>
+        <w:t>Backend ghi 2 n</w:t>
+      </w:r>
+      <w:r>
+        <w:rPr>
+          <w:rFonts w:ascii="Calibri" w:hAnsi="Calibri" w:cs="Calibri"/>
+        </w:rPr>
+        <w:t>ơ</w:t>
+      </w:r>
+      <w:r>
+        <w:rPr>
+          <w:rFonts w:ascii="Segoe UI Emoji" w:hAnsi="Segoe UI Emoji" w:cs="Segoe UI Emoji"/>
+        </w:rPr>
+        <w:t>i:</w:t>
+      </w:r>
+    </w:p>
+    <w:p>
+      <w:pPr>
+        <w:numPr>
+          <w:ilvl w:val="0"/>
+          <w:numId w:val="36"/>
+        </w:numPr>
+        <w:rPr>
+          <w:rFonts w:ascii="Segoe UI Emoji" w:hAnsi="Segoe UI Emoji" w:cs="Segoe UI Emoji"/>
+        </w:rPr>
+      </w:pPr>
+      <w:r>
+        <w:rPr>
+          <w:rFonts w:ascii="Segoe UI Emoji" w:hAnsi="Segoe UI Emoji" w:cs="Segoe UI Emoji"/>
+          <w:b/>
+          <w:bCs/>
+        </w:rPr>
+        <w:t>DB (export_jobs)</w:t>
+      </w:r>
+      <w:r>
+        <w:rPr>
+          <w:rFonts w:ascii="Segoe UI Emoji" w:hAnsi="Segoe UI Emoji" w:cs="Segoe UI Emoji"/>
+        </w:rPr>
+        <w:t>:</w:t>
+      </w:r>
+    </w:p>
+    <w:p>
+      <w:pPr>
+        <w:numPr>
+          <w:ilvl w:val="1"/>
+          <w:numId w:val="36"/>
+        </w:numPr>
+        <w:rPr>
+          <w:rFonts w:ascii="Segoe UI Emoji" w:hAnsi="Segoe UI Emoji" w:cs="Segoe UI Emoji"/>
+        </w:rPr>
+      </w:pPr>
+      <w:r>
+        <w:rPr>
+          <w:rFonts w:ascii="Segoe UI Emoji" w:hAnsi="Segoe UI Emoji" w:cs="Segoe UI Emoji"/>
+        </w:rPr>
+        <w:t>tr</w:t>
+      </w:r>
+      <w:r>
+        <w:rPr>
+          <w:rFonts w:ascii="Calibri" w:hAnsi="Calibri" w:cs="Calibri"/>
+        </w:rPr>
+        <w:t>ạ</w:t>
+      </w:r>
+      <w:r>
+        <w:rPr>
+          <w:rFonts w:ascii="Segoe UI Emoji" w:hAnsi="Segoe UI Emoji" w:cs="Segoe UI Emoji"/>
+        </w:rPr>
+        <w:t>ng thái COMPLETED</w:t>
+      </w:r>
+    </w:p>
+    <w:p>
+      <w:pPr>
+        <w:numPr>
+          <w:ilvl w:val="1"/>
+          <w:numId w:val="36"/>
+        </w:numPr>
+        <w:rPr>
+          <w:rFonts w:ascii="Segoe UI Emoji" w:hAnsi="Segoe UI Emoji" w:cs="Segoe UI Emoji"/>
+        </w:rPr>
+      </w:pPr>
+      <w:r>
+        <w:rPr>
+          <w:rFonts w:ascii="Segoe UI Emoji" w:hAnsi="Segoe UI Emoji" w:cs="Segoe UI Emoji"/>
+        </w:rPr>
+        <w:t>storedFileName</w:t>
+      </w:r>
+    </w:p>
+    <w:p>
+      <w:pPr>
+        <w:numPr>
+          <w:ilvl w:val="0"/>
+          <w:numId w:val="36"/>
+        </w:numPr>
+        <w:rPr>
+          <w:rFonts w:ascii="Segoe UI Emoji" w:hAnsi="Segoe UI Emoji" w:cs="Segoe UI Emoji"/>
+        </w:rPr>
+      </w:pPr>
+      <w:r>
+        <w:rPr>
+          <w:rFonts w:ascii="Segoe UI Emoji" w:hAnsi="Segoe UI Emoji" w:cs="Segoe UI Emoji"/>
+          <w:b/>
+          <w:bCs/>
+        </w:rPr>
+        <w:t>Redis</w:t>
+      </w:r>
+      <w:r>
+        <w:rPr>
+          <w:rFonts w:ascii="Segoe UI Emoji" w:hAnsi="Segoe UI Emoji" w:cs="Segoe UI Emoji"/>
+        </w:rPr>
+        <w:t>:</w:t>
+      </w:r>
+    </w:p>
+    <w:p>
+      <w:pPr>
+        <w:numPr>
+          <w:ilvl w:val="1"/>
+          <w:numId w:val="36"/>
+        </w:numPr>
+        <w:rPr>
+          <w:rFonts w:ascii="Segoe UI Emoji" w:hAnsi="Segoe UI Emoji" w:cs="Segoe UI Emoji"/>
+        </w:rPr>
+      </w:pPr>
+      <w:r>
+        <w:rPr>
+          <w:rFonts w:ascii="Segoe UI Emoji" w:hAnsi="Segoe UI Emoji" w:cs="Segoe UI Emoji"/>
+        </w:rPr>
+        <w:t>key: hash t</w:t>
+      </w:r>
+      <w:r>
+        <w:rPr>
+          <w:rFonts w:ascii="Calibri" w:hAnsi="Calibri" w:cs="Calibri"/>
+        </w:rPr>
+        <w:t>ừ</w:t>
+      </w:r>
+      <w:r>
+        <w:rPr>
+          <w:rFonts w:ascii="Segoe UI Emoji" w:hAnsi="Segoe UI Emoji" w:cs="Segoe UI Emoji"/>
+        </w:rPr>
+        <w:t xml:space="preserve"> tham s</w:t>
+      </w:r>
+      <w:r>
+        <w:rPr>
+          <w:rFonts w:ascii="Calibri" w:hAnsi="Calibri" w:cs="Calibri"/>
+        </w:rPr>
+        <w:t>ố</w:t>
+      </w:r>
+      <w:r>
+        <w:rPr>
+          <w:rFonts w:ascii="Segoe UI Emoji" w:hAnsi="Segoe UI Emoji" w:cs="Segoe UI Emoji"/>
+        </w:rPr>
+        <w:t xml:space="preserve"> export (reportType, format, tables, columns...)</w:t>
+      </w:r>
+    </w:p>
+    <w:p>
+      <w:pPr>
+        <w:numPr>
+          <w:ilvl w:val="1"/>
+          <w:numId w:val="36"/>
+        </w:numPr>
+        <w:rPr>
+          <w:rFonts w:ascii="Segoe UI Emoji" w:hAnsi="Segoe UI Emoji" w:cs="Segoe UI Emoji"/>
+        </w:rPr>
+      </w:pPr>
+      <w:r>
+        <w:rPr>
+          <w:rFonts w:ascii="Segoe UI Emoji" w:hAnsi="Segoe UI Emoji" w:cs="Segoe UI Emoji"/>
+        </w:rPr>
+        <w:t>value: ReportCacheEntry (ch</w:t>
+      </w:r>
+      <w:r>
+        <w:rPr>
+          <w:rFonts w:ascii="Calibri" w:hAnsi="Calibri" w:cs="Calibri"/>
+        </w:rPr>
+        <w:t>ứ</w:t>
+      </w:r>
+      <w:r>
+        <w:rPr>
+          <w:rFonts w:ascii="Segoe UI Emoji" w:hAnsi="Segoe UI Emoji" w:cs="Segoe UI Emoji"/>
+        </w:rPr>
+        <w:t>a storedFileName, format, expiresAt...)</w:t>
+      </w:r>
+    </w:p>
+    <w:p>
+      <w:pPr>
+        <w:ind w:left="360"/>
+        <w:rPr>
+          <w:rFonts w:ascii="Segoe UI Emoji" w:hAnsi="Segoe UI Emoji" w:cs="Segoe UI Emoji"/>
+        </w:rPr>
+      </w:pPr>
+      <w:r>
+        <w:rPr>
+          <w:rFonts w:ascii="Segoe UI Emoji" w:hAnsi="Segoe UI Emoji" w:cs="Segoe UI Emoji"/>
+        </w:rPr>
+        <w:t xml:space="preserve">=&gt; Redis </w:t>
+      </w:r>
+      <w:r>
+        <w:rPr>
+          <w:rFonts w:ascii="Calibri" w:hAnsi="Calibri" w:cs="Calibri"/>
+        </w:rPr>
+        <w:t>đ</w:t>
+      </w:r>
+      <w:r>
+        <w:rPr>
+          <w:rFonts w:ascii="Segoe UI Emoji" w:hAnsi="Segoe UI Emoji" w:cs="Segoe UI Emoji"/>
+        </w:rPr>
+        <w:t>óng vai trò “m</w:t>
+      </w:r>
+      <w:r>
+        <w:rPr>
+          <w:rFonts w:ascii="Calibri" w:hAnsi="Calibri" w:cs="Calibri"/>
+        </w:rPr>
+        <w:t>ụ</w:t>
+      </w:r>
+      <w:r>
+        <w:rPr>
+          <w:rFonts w:ascii="Segoe UI Emoji" w:hAnsi="Segoe UI Emoji" w:cs="Segoe UI Emoji"/>
+        </w:rPr>
+        <w:t>c l</w:t>
+      </w:r>
+      <w:r>
+        <w:rPr>
+          <w:rFonts w:ascii="Calibri" w:hAnsi="Calibri" w:cs="Calibri"/>
+        </w:rPr>
+        <w:t>ụ</w:t>
+      </w:r>
+      <w:r>
+        <w:rPr>
+          <w:rFonts w:ascii="Segoe UI Emoji" w:hAnsi="Segoe UI Emoji" w:cs="Segoe UI Emoji"/>
+        </w:rPr>
+        <w:t>c tra c</w:t>
+      </w:r>
+      <w:r>
+        <w:rPr>
+          <w:rFonts w:ascii="Calibri" w:hAnsi="Calibri" w:cs="Calibri"/>
+        </w:rPr>
+        <w:t>ứ</w:t>
+      </w:r>
+      <w:r>
+        <w:rPr>
+          <w:rFonts w:ascii="Segoe UI Emoji" w:hAnsi="Segoe UI Emoji" w:cs="Segoe UI Emoji"/>
+        </w:rPr>
+        <w:t>u nhanh”.</w:t>
+      </w:r>
+    </w:p>
+    <w:p>
+      <w:pPr>
+        <w:ind w:left="360"/>
+        <w:rPr>
+          <w:rFonts w:ascii="Segoe UI Emoji" w:hAnsi="Segoe UI Emoji" w:cs="Segoe UI Emoji"/>
+          <w:b/>
+          <w:bCs/>
+        </w:rPr>
+      </w:pPr>
+      <w:r>
+        <w:rPr>
+          <w:rFonts w:ascii="Segoe UI Emoji" w:hAnsi="Segoe UI Emoji" w:cs="Segoe UI Emoji"/>
+          <w:b/>
+          <w:bCs/>
+        </w:rPr>
+        <w:t>3) Admin B b</w:t>
+      </w:r>
+      <w:r>
+        <w:rPr>
+          <w:rFonts w:ascii="Calibri" w:hAnsi="Calibri" w:cs="Calibri"/>
+          <w:b/>
+          <w:bCs/>
+        </w:rPr>
+        <w:t>ấ</w:t>
+      </w:r>
+      <w:r>
+        <w:rPr>
+          <w:rFonts w:ascii="Segoe UI Emoji" w:hAnsi="Segoe UI Emoji" w:cs="Segoe UI Emoji"/>
+          <w:b/>
+          <w:bCs/>
+        </w:rPr>
+        <w:t>m l</w:t>
+      </w:r>
+      <w:r>
+        <w:rPr>
+          <w:rFonts w:ascii="Calibri" w:hAnsi="Calibri" w:cs="Calibri"/>
+          <w:b/>
+          <w:bCs/>
+        </w:rPr>
+        <w:t>ạ</w:t>
+      </w:r>
+      <w:r>
+        <w:rPr>
+          <w:rFonts w:ascii="Segoe UI Emoji" w:hAnsi="Segoe UI Emoji" w:cs="Segoe UI Emoji"/>
+          <w:b/>
+          <w:bCs/>
+        </w:rPr>
+        <w:t>i cùng tham s</w:t>
+      </w:r>
+      <w:r>
+        <w:rPr>
+          <w:rFonts w:ascii="Calibri" w:hAnsi="Calibri" w:cs="Calibri"/>
+          <w:b/>
+          <w:bCs/>
+        </w:rPr>
+        <w:t>ố</w:t>
+      </w:r>
+      <w:r>
+        <w:rPr>
+          <w:rFonts w:ascii="Segoe UI Emoji" w:hAnsi="Segoe UI Emoji" w:cs="Segoe UI Emoji"/>
+          <w:b/>
+          <w:bCs/>
+        </w:rPr>
+        <w:t xml:space="preserve"> (trong TTL)</w:t>
+      </w:r>
+    </w:p>
+    <w:p>
+      <w:pPr>
+        <w:numPr>
+          <w:ilvl w:val="0"/>
+          <w:numId w:val="37"/>
+        </w:numPr>
+        <w:rPr>
+          <w:rFonts w:ascii="Segoe UI Emoji" w:hAnsi="Segoe UI Emoji" w:cs="Segoe UI Emoji"/>
+        </w:rPr>
+      </w:pPr>
+      <w:r>
+        <w:rPr>
+          <w:rFonts w:ascii="Segoe UI Emoji" w:hAnsi="Segoe UI Emoji" w:cs="Segoe UI Emoji"/>
+        </w:rPr>
+        <w:t>Backend vào createJob:</w:t>
+      </w:r>
+    </w:p>
+    <w:p>
+      <w:pPr>
+        <w:numPr>
+          <w:ilvl w:val="1"/>
+          <w:numId w:val="37"/>
+        </w:numPr>
+        <w:rPr>
+          <w:rFonts w:ascii="Segoe UI Emoji" w:hAnsi="Segoe UI Emoji" w:cs="Segoe UI Emoji"/>
+        </w:rPr>
+      </w:pPr>
+      <w:r>
+        <w:rPr>
+          <w:rFonts w:ascii="Segoe UI Emoji" w:hAnsi="Segoe UI Emoji" w:cs="Segoe UI Emoji"/>
+        </w:rPr>
+        <w:t>build cache key t</w:t>
+      </w:r>
+      <w:r>
+        <w:rPr>
+          <w:rFonts w:ascii="Calibri" w:hAnsi="Calibri" w:cs="Calibri"/>
+        </w:rPr>
+        <w:t>ừ</w:t>
+      </w:r>
+      <w:r>
+        <w:rPr>
+          <w:rFonts w:ascii="Segoe UI Emoji" w:hAnsi="Segoe UI Emoji" w:cs="Segoe UI Emoji"/>
+        </w:rPr>
+        <w:t xml:space="preserve"> request</w:t>
+      </w:r>
+    </w:p>
+    <w:p>
+      <w:pPr>
+        <w:numPr>
+          <w:ilvl w:val="1"/>
+          <w:numId w:val="37"/>
+        </w:numPr>
+        <w:rPr>
+          <w:rFonts w:ascii="Segoe UI Emoji" w:hAnsi="Segoe UI Emoji" w:cs="Segoe UI Emoji"/>
+        </w:rPr>
+      </w:pPr>
+      <w:r>
+        <w:rPr>
+          <w:rFonts w:ascii="Segoe UI Emoji" w:hAnsi="Segoe UI Emoji" w:cs="Segoe UI Emoji"/>
+        </w:rPr>
+        <w:t>lookup Redis</w:t>
+      </w:r>
+    </w:p>
+    <w:p>
+      <w:pPr>
+        <w:numPr>
+          <w:ilvl w:val="1"/>
+          <w:numId w:val="37"/>
+        </w:numPr>
+        <w:rPr>
+          <w:rFonts w:ascii="Segoe UI Emoji" w:hAnsi="Segoe UI Emoji" w:cs="Segoe UI Emoji"/>
+        </w:rPr>
+      </w:pPr>
+      <w:r>
+        <w:rPr>
+          <w:rFonts w:ascii="Segoe UI Emoji" w:hAnsi="Segoe UI Emoji" w:cs="Segoe UI Emoji"/>
+        </w:rPr>
+        <w:t>th</w:t>
+      </w:r>
+      <w:r>
+        <w:rPr>
+          <w:rFonts w:ascii="Calibri" w:hAnsi="Calibri" w:cs="Calibri"/>
+        </w:rPr>
+        <w:t>ấ</w:t>
+      </w:r>
+      <w:r>
+        <w:rPr>
+          <w:rFonts w:ascii="Segoe UI Emoji" w:hAnsi="Segoe UI Emoji" w:cs="Segoe UI Emoji"/>
+        </w:rPr>
+        <w:t>y cache hit</w:t>
+      </w:r>
+    </w:p>
+    <w:p>
+      <w:pPr>
+        <w:numPr>
+          <w:ilvl w:val="1"/>
+          <w:numId w:val="37"/>
+        </w:numPr>
+        <w:rPr>
+          <w:rFonts w:ascii="Segoe UI Emoji" w:hAnsi="Segoe UI Emoji" w:cs="Segoe UI Emoji"/>
+        </w:rPr>
+      </w:pPr>
+      <w:r>
+        <w:rPr>
+          <w:rFonts w:ascii="Segoe UI Emoji" w:hAnsi="Segoe UI Emoji" w:cs="Segoe UI Emoji"/>
+        </w:rPr>
+        <w:lastRenderedPageBreak/>
+        <w:t>check file v</w:t>
+      </w:r>
+      <w:r>
+        <w:rPr>
+          <w:rFonts w:ascii="Calibri" w:hAnsi="Calibri" w:cs="Calibri"/>
+        </w:rPr>
+        <w:t>ậ</w:t>
+      </w:r>
+      <w:r>
+        <w:rPr>
+          <w:rFonts w:ascii="Segoe UI Emoji" w:hAnsi="Segoe UI Emoji" w:cs="Segoe UI Emoji"/>
+        </w:rPr>
+        <w:t>t lý còn t</w:t>
+      </w:r>
+      <w:r>
+        <w:rPr>
+          <w:rFonts w:ascii="Calibri" w:hAnsi="Calibri" w:cs="Calibri"/>
+        </w:rPr>
+        <w:t>ồ</w:t>
+      </w:r>
+      <w:r>
+        <w:rPr>
+          <w:rFonts w:ascii="Segoe UI Emoji" w:hAnsi="Segoe UI Emoji" w:cs="Segoe UI Emoji"/>
+        </w:rPr>
+        <w:t>n t</w:t>
+      </w:r>
+      <w:r>
+        <w:rPr>
+          <w:rFonts w:ascii="Calibri" w:hAnsi="Calibri" w:cs="Calibri"/>
+        </w:rPr>
+        <w:t>ạ</w:t>
+      </w:r>
+      <w:r>
+        <w:rPr>
+          <w:rFonts w:ascii="Segoe UI Emoji" w:hAnsi="Segoe UI Emoji" w:cs="Segoe UI Emoji"/>
+        </w:rPr>
+        <w:t>i trong storage-dir không</w:t>
+      </w:r>
+    </w:p>
+    <w:p>
+      <w:pPr>
+        <w:numPr>
+          <w:ilvl w:val="0"/>
+          <w:numId w:val="37"/>
+        </w:numPr>
+        <w:rPr>
+          <w:rFonts w:ascii="Segoe UI Emoji" w:hAnsi="Segoe UI Emoji" w:cs="Segoe UI Emoji"/>
+        </w:rPr>
+      </w:pPr>
+      <w:r>
+        <w:rPr>
+          <w:rFonts w:ascii="Segoe UI Emoji" w:hAnsi="Segoe UI Emoji" w:cs="Segoe UI Emoji"/>
+        </w:rPr>
+        <w:t>N</w:t>
+      </w:r>
+      <w:r>
+        <w:rPr>
+          <w:rFonts w:ascii="Calibri" w:hAnsi="Calibri" w:cs="Calibri"/>
+        </w:rPr>
+        <w:t>ế</w:t>
+      </w:r>
+      <w:r>
+        <w:rPr>
+          <w:rFonts w:ascii="Segoe UI Emoji" w:hAnsi="Segoe UI Emoji" w:cs="Segoe UI Emoji"/>
+        </w:rPr>
+        <w:t>u file còn:</w:t>
+      </w:r>
+    </w:p>
+    <w:p>
+      <w:pPr>
+        <w:numPr>
+          <w:ilvl w:val="1"/>
+          <w:numId w:val="38"/>
+        </w:numPr>
+        <w:rPr>
+          <w:rFonts w:ascii="Segoe UI Emoji" w:hAnsi="Segoe UI Emoji" w:cs="Segoe UI Emoji"/>
+        </w:rPr>
+      </w:pPr>
+      <w:r>
+        <w:rPr>
+          <w:rFonts w:ascii="Segoe UI Emoji" w:hAnsi="Segoe UI Emoji" w:cs="Segoe UI Emoji"/>
+        </w:rPr>
+        <w:t>t</w:t>
+      </w:r>
+      <w:r>
+        <w:rPr>
+          <w:rFonts w:ascii="Calibri" w:hAnsi="Calibri" w:cs="Calibri"/>
+        </w:rPr>
+        <w:t>ạ</w:t>
+      </w:r>
+      <w:r>
+        <w:rPr>
+          <w:rFonts w:ascii="Segoe UI Emoji" w:hAnsi="Segoe UI Emoji" w:cs="Segoe UI Emoji"/>
+        </w:rPr>
+        <w:t>o job m</w:t>
+      </w:r>
+      <w:r>
+        <w:rPr>
+          <w:rFonts w:ascii="Calibri" w:hAnsi="Calibri" w:cs="Calibri"/>
+        </w:rPr>
+        <w:t>ớ</w:t>
+      </w:r>
+      <w:r>
+        <w:rPr>
+          <w:rFonts w:ascii="Segoe UI Emoji" w:hAnsi="Segoe UI Emoji" w:cs="Segoe UI Emoji"/>
+        </w:rPr>
+        <w:t>i COMPLETED ngay</w:t>
+      </w:r>
+    </w:p>
+    <w:p>
+      <w:pPr>
+        <w:numPr>
+          <w:ilvl w:val="1"/>
+          <w:numId w:val="38"/>
+        </w:numPr>
+        <w:rPr>
+          <w:rFonts w:ascii="Segoe UI Emoji" w:hAnsi="Segoe UI Emoji" w:cs="Segoe UI Emoji"/>
+        </w:rPr>
+      </w:pPr>
+      <w:r>
+        <w:rPr>
+          <w:rFonts w:ascii="Segoe UI Emoji" w:hAnsi="Segoe UI Emoji" w:cs="Segoe UI Emoji"/>
+        </w:rPr>
+        <w:t>tr</w:t>
+      </w:r>
+      <w:r>
+        <w:rPr>
+          <w:rFonts w:ascii="Calibri" w:hAnsi="Calibri" w:cs="Calibri"/>
+        </w:rPr>
+        <w:t>ả</w:t>
+      </w:r>
+      <w:r>
+        <w:rPr>
+          <w:rFonts w:ascii="Segoe UI Emoji" w:hAnsi="Segoe UI Emoji" w:cs="Segoe UI Emoji"/>
+        </w:rPr>
+        <w:t> downloadPath luôn</w:t>
+      </w:r>
+    </w:p>
+    <w:p>
+      <w:pPr>
+        <w:numPr>
+          <w:ilvl w:val="1"/>
+          <w:numId w:val="38"/>
+        </w:numPr>
+        <w:rPr>
+          <w:rFonts w:ascii="Segoe UI Emoji" w:hAnsi="Segoe UI Emoji" w:cs="Segoe UI Emoji"/>
+        </w:rPr>
+      </w:pPr>
+      <w:r>
+        <w:rPr>
+          <w:rFonts w:ascii="Segoe UI Emoji" w:hAnsi="Segoe UI Emoji" w:cs="Segoe UI Emoji"/>
+          <w:b/>
+          <w:bCs/>
+        </w:rPr>
+        <w:t>không render Jasper l</w:t>
+      </w:r>
+      <w:r>
+        <w:rPr>
+          <w:rFonts w:ascii="Calibri" w:hAnsi="Calibri" w:cs="Calibri"/>
+          <w:b/>
+          <w:bCs/>
+        </w:rPr>
+        <w:t>ạ</w:t>
+      </w:r>
+      <w:r>
+        <w:rPr>
+          <w:rFonts w:ascii="Segoe UI Emoji" w:hAnsi="Segoe UI Emoji" w:cs="Segoe UI Emoji"/>
+          <w:b/>
+          <w:bCs/>
+        </w:rPr>
+        <w:t>i</w:t>
+      </w:r>
+      <w:r>
+        <w:rPr>
+          <w:rFonts w:ascii="Segoe UI Emoji" w:hAnsi="Segoe UI Emoji" w:cs="Segoe UI Emoji"/>
+        </w:rPr>
+        <w:t>, không load DB n</w:t>
+      </w:r>
+      <w:r>
+        <w:rPr>
+          <w:rFonts w:ascii="Calibri" w:hAnsi="Calibri" w:cs="Calibri"/>
+        </w:rPr>
+        <w:t>ặ</w:t>
+      </w:r>
+      <w:r>
+        <w:rPr>
+          <w:rFonts w:ascii="Segoe UI Emoji" w:hAnsi="Segoe UI Emoji" w:cs="Segoe UI Emoji"/>
+        </w:rPr>
+        <w:t>ng l</w:t>
+      </w:r>
+      <w:r>
+        <w:rPr>
+          <w:rFonts w:ascii="Calibri" w:hAnsi="Calibri" w:cs="Calibri"/>
+        </w:rPr>
+        <w:t>ạ</w:t>
+      </w:r>
+      <w:r>
+        <w:rPr>
+          <w:rFonts w:ascii="Segoe UI Emoji" w:hAnsi="Segoe UI Emoji" w:cs="Segoe UI Emoji"/>
+        </w:rPr>
+        <w:t>i</w:t>
+      </w:r>
+    </w:p>
+    <w:p>
+      <w:pPr>
+        <w:ind w:left="360"/>
+        <w:rPr>
+          <w:rFonts w:ascii="Segoe UI Emoji" w:hAnsi="Segoe UI Emoji" w:cs="Segoe UI Emoji"/>
+        </w:rPr>
+      </w:pPr>
+      <w:r>
+        <w:rPr>
+          <w:rFonts w:ascii="Segoe UI Emoji" w:hAnsi="Segoe UI Emoji" w:cs="Segoe UI Emoji"/>
+        </w:rPr>
+        <w:pict w14:anchorId="79783FAB">
+          <v:rect id="_x0000_i1050" style="width:0;height:1.5pt" o:hralign="center" o:hrstd="t" o:hr="t" fillcolor="#a0a0a0" stroked="f"/>
+        </w:pict>
+      </w:r>
+    </w:p>
+    <w:p>
+      <w:pPr>
+        <w:ind w:left="360"/>
+        <w:rPr>
+          <w:rFonts w:ascii="Segoe UI Emoji" w:hAnsi="Segoe UI Emoji" w:cs="Segoe UI Emoji"/>
+          <w:b/>
+          <w:bCs/>
+        </w:rPr>
+      </w:pPr>
+      <w:r>
+        <w:rPr>
+          <w:rFonts w:ascii="Segoe UI Emoji" w:hAnsi="Segoe UI Emoji" w:cs="Segoe UI Emoji"/>
+          <w:b/>
+          <w:bCs/>
+        </w:rPr>
+        <w:t>V</w:t>
+      </w:r>
+      <w:r>
+        <w:rPr>
+          <w:rFonts w:ascii="Calibri" w:hAnsi="Calibri" w:cs="Calibri"/>
+          <w:b/>
+          <w:bCs/>
+        </w:rPr>
+        <w:t>ậ</w:t>
+      </w:r>
+      <w:r>
+        <w:rPr>
+          <w:rFonts w:ascii="Segoe UI Emoji" w:hAnsi="Segoe UI Emoji" w:cs="Segoe UI Emoji"/>
+          <w:b/>
+          <w:bCs/>
+        </w:rPr>
+        <w:t>y “cái gì làm nhi</w:t>
+      </w:r>
+      <w:r>
+        <w:rPr>
+          <w:rFonts w:ascii="Calibri" w:hAnsi="Calibri" w:cs="Calibri"/>
+          <w:b/>
+          <w:bCs/>
+        </w:rPr>
+        <w:t>ệ</w:t>
+      </w:r>
+      <w:r>
+        <w:rPr>
+          <w:rFonts w:ascii="Segoe UI Emoji" w:hAnsi="Segoe UI Emoji" w:cs="Segoe UI Emoji"/>
+          <w:b/>
+          <w:bCs/>
+        </w:rPr>
+        <w:t>m v</w:t>
+      </w:r>
+      <w:r>
+        <w:rPr>
+          <w:rFonts w:ascii="Calibri" w:hAnsi="Calibri" w:cs="Calibri"/>
+          <w:b/>
+          <w:bCs/>
+        </w:rPr>
+        <w:t>ụ</w:t>
+      </w:r>
+      <w:r>
+        <w:rPr>
+          <w:rFonts w:ascii="Segoe UI Emoji" w:hAnsi="Segoe UI Emoji" w:cs="Segoe UI Emoji"/>
+          <w:b/>
+          <w:bCs/>
+        </w:rPr>
+        <w:t xml:space="preserve"> gì?”</w:t>
+      </w:r>
+    </w:p>
+    <w:p>
+      <w:pPr>
+        <w:numPr>
+          <w:ilvl w:val="0"/>
+          <w:numId w:val="39"/>
+        </w:numPr>
+        <w:rPr>
+          <w:rFonts w:ascii="Segoe UI Emoji" w:hAnsi="Segoe UI Emoji" w:cs="Segoe UI Emoji"/>
+        </w:rPr>
+      </w:pPr>
+      <w:r>
+        <w:rPr>
+          <w:rFonts w:ascii="Segoe UI Emoji" w:hAnsi="Segoe UI Emoji" w:cs="Segoe UI Emoji"/>
+          <w:b/>
+          <w:bCs/>
+        </w:rPr>
+        <w:t>Redis</w:t>
+      </w:r>
+      <w:r>
+        <w:rPr>
+          <w:rFonts w:ascii="Segoe UI Emoji" w:hAnsi="Segoe UI Emoji" w:cs="Segoe UI Emoji"/>
+        </w:rPr>
+        <w:t>: l</w:t>
+      </w:r>
+      <w:r>
+        <w:rPr>
+          <w:rFonts w:ascii="Calibri" w:hAnsi="Calibri" w:cs="Calibri"/>
+        </w:rPr>
+        <w:t>ư</w:t>
+      </w:r>
+      <w:r>
+        <w:rPr>
+          <w:rFonts w:ascii="Segoe UI Emoji" w:hAnsi="Segoe UI Emoji" w:cs="Segoe UI Emoji"/>
+        </w:rPr>
+        <w:t>u ch</w:t>
+      </w:r>
+      <w:r>
+        <w:rPr>
+          <w:rFonts w:ascii="Calibri" w:hAnsi="Calibri" w:cs="Calibri"/>
+        </w:rPr>
+        <w:t>ỉ</w:t>
+      </w:r>
+      <w:r>
+        <w:rPr>
+          <w:rFonts w:ascii="Segoe UI Emoji" w:hAnsi="Segoe UI Emoji" w:cs="Segoe UI Emoji"/>
+        </w:rPr>
+        <w:t xml:space="preserve"> m</w:t>
+      </w:r>
+      <w:r>
+        <w:rPr>
+          <w:rFonts w:ascii="Calibri" w:hAnsi="Calibri" w:cs="Calibri"/>
+        </w:rPr>
+        <w:t>ụ</w:t>
+      </w:r>
+      <w:r>
+        <w:rPr>
+          <w:rFonts w:ascii="Segoe UI Emoji" w:hAnsi="Segoe UI Emoji" w:cs="Segoe UI Emoji"/>
+        </w:rPr>
+        <w:t>c/cache metadata, TTL, lock ch</w:t>
+      </w:r>
+      <w:r>
+        <w:rPr>
+          <w:rFonts w:ascii="Calibri" w:hAnsi="Calibri" w:cs="Calibri"/>
+        </w:rPr>
+        <w:t>ố</w:t>
+      </w:r>
+      <w:r>
+        <w:rPr>
+          <w:rFonts w:ascii="Segoe UI Emoji" w:hAnsi="Segoe UI Emoji" w:cs="Segoe UI Emoji"/>
+        </w:rPr>
+        <w:t>ng race.</w:t>
+      </w:r>
+    </w:p>
+    <w:p>
+      <w:pPr>
+        <w:numPr>
+          <w:ilvl w:val="0"/>
+          <w:numId w:val="39"/>
+        </w:numPr>
+        <w:rPr>
+          <w:rFonts w:ascii="Segoe UI Emoji" w:hAnsi="Segoe UI Emoji" w:cs="Segoe UI Emoji"/>
+        </w:rPr>
+      </w:pPr>
+      <w:r>
+        <w:rPr>
+          <w:rFonts w:ascii="Segoe UI Emoji" w:hAnsi="Segoe UI Emoji" w:cs="Segoe UI Emoji"/>
+          <w:b/>
+          <w:bCs/>
+        </w:rPr>
+        <w:t>Disk (storage-dir)</w:t>
+      </w:r>
+      <w:r>
+        <w:rPr>
+          <w:rFonts w:ascii="Segoe UI Emoji" w:hAnsi="Segoe UI Emoji" w:cs="Segoe UI Emoji"/>
+        </w:rPr>
+        <w:t>: l</w:t>
+      </w:r>
+      <w:r>
+        <w:rPr>
+          <w:rFonts w:ascii="Calibri" w:hAnsi="Calibri" w:cs="Calibri"/>
+        </w:rPr>
+        <w:t>ư</w:t>
+      </w:r>
+      <w:r>
+        <w:rPr>
+          <w:rFonts w:ascii="Segoe UI Emoji" w:hAnsi="Segoe UI Emoji" w:cs="Segoe UI Emoji"/>
+        </w:rPr>
+        <w:t>u binary file th</w:t>
+      </w:r>
+      <w:r>
+        <w:rPr>
+          <w:rFonts w:ascii="Calibri" w:hAnsi="Calibri" w:cs="Calibri"/>
+        </w:rPr>
+        <w:t>ậ</w:t>
+      </w:r>
+      <w:r>
+        <w:rPr>
+          <w:rFonts w:ascii="Segoe UI Emoji" w:hAnsi="Segoe UI Emoji" w:cs="Segoe UI Emoji"/>
+        </w:rPr>
+        <w:t>t (.pdf/.xlsx).</w:t>
+      </w:r>
+    </w:p>
+    <w:p>
+      <w:pPr>
+        <w:numPr>
+          <w:ilvl w:val="0"/>
+          <w:numId w:val="39"/>
+        </w:numPr>
+        <w:rPr>
+          <w:rFonts w:ascii="Segoe UI Emoji" w:hAnsi="Segoe UI Emoji" w:cs="Segoe UI Emoji"/>
+        </w:rPr>
+      </w:pPr>
+      <w:r>
+        <w:rPr>
+          <w:rFonts w:ascii="Segoe UI Emoji" w:hAnsi="Segoe UI Emoji" w:cs="Segoe UI Emoji"/>
+          <w:b/>
+          <w:bCs/>
+        </w:rPr>
+        <w:t>DB export_jobs</w:t>
+      </w:r>
+      <w:r>
+        <w:rPr>
+          <w:rFonts w:ascii="Segoe UI Emoji" w:hAnsi="Segoe UI Emoji" w:cs="Segoe UI Emoji"/>
+        </w:rPr>
+        <w:t>: theo dõi l</w:t>
+      </w:r>
+      <w:r>
+        <w:rPr>
+          <w:rFonts w:ascii="Calibri" w:hAnsi="Calibri" w:cs="Calibri"/>
+        </w:rPr>
+        <w:t>ị</w:t>
+      </w:r>
+      <w:r>
+        <w:rPr>
+          <w:rFonts w:ascii="Segoe UI Emoji" w:hAnsi="Segoe UI Emoji" w:cs="Segoe UI Emoji"/>
+        </w:rPr>
+        <w:t>ch s</w:t>
+      </w:r>
+      <w:r>
+        <w:rPr>
+          <w:rFonts w:ascii="Calibri" w:hAnsi="Calibri" w:cs="Calibri"/>
+        </w:rPr>
+        <w:t>ử</w:t>
+      </w:r>
+      <w:r>
+        <w:rPr>
+          <w:rFonts w:ascii="Segoe UI Emoji" w:hAnsi="Segoe UI Emoji" w:cs="Segoe UI Emoji"/>
+        </w:rPr>
+        <w:t xml:space="preserve"> job và quy</w:t>
+      </w:r>
+      <w:r>
+        <w:rPr>
+          <w:rFonts w:ascii="Calibri" w:hAnsi="Calibri" w:cs="Calibri"/>
+        </w:rPr>
+        <w:t>ề</w:t>
+      </w:r>
+      <w:r>
+        <w:rPr>
+          <w:rFonts w:ascii="Segoe UI Emoji" w:hAnsi="Segoe UI Emoji" w:cs="Segoe UI Emoji"/>
+        </w:rPr>
+        <w:t>n t</w:t>
+      </w:r>
+      <w:r>
+        <w:rPr>
+          <w:rFonts w:ascii="Calibri" w:hAnsi="Calibri" w:cs="Calibri"/>
+        </w:rPr>
+        <w:t>ả</w:t>
+      </w:r>
+      <w:r>
+        <w:rPr>
+          <w:rFonts w:ascii="Segoe UI Emoji" w:hAnsi="Segoe UI Emoji" w:cs="Segoe UI Emoji"/>
+        </w:rPr>
+        <w:t>i theo user.</w:t>
+      </w:r>
+    </w:p>
+    <w:p>
+      <w:pPr>
+        <w:numPr>
+          <w:ilvl w:val="0"/>
+          <w:numId w:val="39"/>
+        </w:numPr>
+        <w:rPr>
+          <w:rFonts w:ascii="Segoe UI Emoji" w:hAnsi="Segoe UI Emoji" w:cs="Segoe UI Emoji"/>
+        </w:rPr>
+      </w:pPr>
+      <w:r>
+        <w:rPr>
+          <w:rFonts w:ascii="Segoe UI Emoji" w:hAnsi="Segoe UI Emoji" w:cs="Segoe UI Emoji"/>
+          <w:b/>
+          <w:bCs/>
+        </w:rPr>
+        <w:t>Worker + ReportService</w:t>
+      </w:r>
+      <w:r>
+        <w:rPr>
+          <w:rFonts w:ascii="Segoe UI Emoji" w:hAnsi="Segoe UI Emoji" w:cs="Segoe UI Emoji"/>
+        </w:rPr>
+        <w:t>: ch</w:t>
+      </w:r>
+      <w:r>
+        <w:rPr>
+          <w:rFonts w:ascii="Calibri" w:hAnsi="Calibri" w:cs="Calibri"/>
+        </w:rPr>
+        <w:t>ỉ</w:t>
+      </w:r>
+      <w:r>
+        <w:rPr>
+          <w:rFonts w:ascii="Segoe UI Emoji" w:hAnsi="Segoe UI Emoji" w:cs="Segoe UI Emoji"/>
+        </w:rPr>
+        <w:t xml:space="preserve"> ch</w:t>
+      </w:r>
+      <w:r>
+        <w:rPr>
+          <w:rFonts w:ascii="Calibri" w:hAnsi="Calibri" w:cs="Calibri"/>
+        </w:rPr>
+        <w:t>ạ</w:t>
+      </w:r>
+      <w:r>
+        <w:rPr>
+          <w:rFonts w:ascii="Segoe UI Emoji" w:hAnsi="Segoe UI Emoji" w:cs="Segoe UI Emoji"/>
+        </w:rPr>
+        <w:t>y render khi cache miss.</w:t>
+      </w:r>
+    </w:p>
+    <w:p>
+      <w:pPr>
+        <w:ind w:left="360"/>
+        <w:rPr>
+          <w:rFonts w:ascii="Segoe UI Emoji" w:hAnsi="Segoe UI Emoji" w:cs="Segoe UI Emoji"/>
+        </w:rPr>
+      </w:pPr>
+      <w:r>
+        <w:rPr>
+          <w:rFonts w:ascii="Segoe UI Emoji" w:hAnsi="Segoe UI Emoji" w:cs="Segoe UI Emoji"/>
+        </w:rPr>
+        <w:pict w14:anchorId="152F6F2C">
+          <v:rect id="_x0000_i1051" style="width:0;height:1.5pt" o:hralign="center" o:hrstd="t" o:hr="t" fillcolor="#a0a0a0" stroked="f"/>
+        </w:pict>
+      </w:r>
+    </w:p>
+    <w:p>
+      <w:pPr>
+        <w:ind w:left="360"/>
+        <w:rPr>
+          <w:rFonts w:ascii="Segoe UI Emoji" w:hAnsi="Segoe UI Emoji" w:cs="Segoe UI Emoji"/>
+          <w:b/>
+          <w:bCs/>
+        </w:rPr>
+      </w:pPr>
+      <w:r>
+        <w:rPr>
+          <w:rFonts w:ascii="Segoe UI Emoji" w:hAnsi="Segoe UI Emoji" w:cs="Segoe UI Emoji"/>
+          <w:b/>
+          <w:bCs/>
+        </w:rPr>
+        <w:t>Vì sao c</w:t>
+      </w:r>
+      <w:r>
+        <w:rPr>
+          <w:rFonts w:ascii="Calibri" w:hAnsi="Calibri" w:cs="Calibri"/>
+          <w:b/>
+          <w:bCs/>
+        </w:rPr>
+        <w:t>ầ</w:t>
+      </w:r>
+      <w:r>
+        <w:rPr>
+          <w:rFonts w:ascii="Segoe UI Emoji" w:hAnsi="Segoe UI Emoji" w:cs="Segoe UI Emoji"/>
+          <w:b/>
+          <w:bCs/>
+        </w:rPr>
+        <w:t>n c</w:t>
+      </w:r>
+      <w:r>
+        <w:rPr>
+          <w:rFonts w:ascii="Calibri" w:hAnsi="Calibri" w:cs="Calibri"/>
+          <w:b/>
+          <w:bCs/>
+        </w:rPr>
+        <w:t>ả</w:t>
+      </w:r>
+      <w:r>
+        <w:rPr>
+          <w:rFonts w:ascii="Segoe UI Emoji" w:hAnsi="Segoe UI Emoji" w:cs="Segoe UI Emoji"/>
+          <w:b/>
+          <w:bCs/>
+        </w:rPr>
+        <w:t xml:space="preserve"> Redis + file disk?</w:t>
+      </w:r>
+    </w:p>
+    <w:p>
+      <w:pPr>
+        <w:ind w:left="360"/>
+        <w:rPr>
+          <w:rFonts w:ascii="Segoe UI Emoji" w:hAnsi="Segoe UI Emoji" w:cs="Segoe UI Emoji"/>
+        </w:rPr>
+      </w:pPr>
+      <w:r>
+        <w:rPr>
+          <w:rFonts w:ascii="Segoe UI Emoji" w:hAnsi="Segoe UI Emoji" w:cs="Segoe UI Emoji"/>
+        </w:rPr>
+        <w:t>N</w:t>
+      </w:r>
+      <w:r>
+        <w:rPr>
+          <w:rFonts w:ascii="Calibri" w:hAnsi="Calibri" w:cs="Calibri"/>
+        </w:rPr>
+        <w:t>ế</w:t>
+      </w:r>
+      <w:r>
+        <w:rPr>
+          <w:rFonts w:ascii="Segoe UI Emoji" w:hAnsi="Segoe UI Emoji" w:cs="Segoe UI Emoji"/>
+        </w:rPr>
+        <w:t>u ch</w:t>
+      </w:r>
+      <w:r>
+        <w:rPr>
+          <w:rFonts w:ascii="Calibri" w:hAnsi="Calibri" w:cs="Calibri"/>
+        </w:rPr>
+        <w:t>ỉ</w:t>
+      </w:r>
+      <w:r>
+        <w:rPr>
+          <w:rFonts w:ascii="Segoe UI Emoji" w:hAnsi="Segoe UI Emoji" w:cs="Segoe UI Emoji"/>
+        </w:rPr>
+        <w:t xml:space="preserve"> có Redis mà không có disk:</w:t>
+      </w:r>
+    </w:p>
+    <w:p>
+      <w:pPr>
+        <w:numPr>
+          <w:ilvl w:val="0"/>
+          <w:numId w:val="40"/>
+        </w:numPr>
+        <w:rPr>
+          <w:rFonts w:ascii="Segoe UI Emoji" w:hAnsi="Segoe UI Emoji" w:cs="Segoe UI Emoji"/>
+        </w:rPr>
+      </w:pPr>
+      <w:r>
+        <w:rPr>
+          <w:rFonts w:ascii="Segoe UI Emoji" w:hAnsi="Segoe UI Emoji" w:cs="Segoe UI Emoji"/>
+        </w:rPr>
+        <w:t>b</w:t>
+      </w:r>
+      <w:r>
+        <w:rPr>
+          <w:rFonts w:ascii="Calibri" w:hAnsi="Calibri" w:cs="Calibri"/>
+        </w:rPr>
+        <w:t>ạ</w:t>
+      </w:r>
+      <w:r>
+        <w:rPr>
+          <w:rFonts w:ascii="Segoe UI Emoji" w:hAnsi="Segoe UI Emoji" w:cs="Segoe UI Emoji"/>
+        </w:rPr>
+        <w:t>n ph</w:t>
+      </w:r>
+      <w:r>
+        <w:rPr>
+          <w:rFonts w:ascii="Calibri" w:hAnsi="Calibri" w:cs="Calibri"/>
+        </w:rPr>
+        <w:t>ả</w:t>
+      </w:r>
+      <w:r>
+        <w:rPr>
+          <w:rFonts w:ascii="Segoe UI Emoji" w:hAnsi="Segoe UI Emoji" w:cs="Segoe UI Emoji"/>
+        </w:rPr>
+        <w:t>i nhét c</w:t>
+      </w:r>
+      <w:r>
+        <w:rPr>
+          <w:rFonts w:ascii="Calibri" w:hAnsi="Calibri" w:cs="Calibri"/>
+        </w:rPr>
+        <w:t>ả</w:t>
+      </w:r>
+      <w:r>
+        <w:rPr>
+          <w:rFonts w:ascii="Segoe UI Emoji" w:hAnsi="Segoe UI Emoji" w:cs="Segoe UI Emoji"/>
+        </w:rPr>
+        <w:t xml:space="preserve"> file binary vào Redis (n</w:t>
+      </w:r>
+      <w:r>
+        <w:rPr>
+          <w:rFonts w:ascii="Calibri" w:hAnsi="Calibri" w:cs="Calibri"/>
+        </w:rPr>
+        <w:t>ặ</w:t>
+      </w:r>
+      <w:r>
+        <w:rPr>
+          <w:rFonts w:ascii="Segoe UI Emoji" w:hAnsi="Segoe UI Emoji" w:cs="Segoe UI Emoji"/>
+        </w:rPr>
+        <w:t>ng, t</w:t>
+      </w:r>
+      <w:r>
+        <w:rPr>
+          <w:rFonts w:ascii="Calibri" w:hAnsi="Calibri" w:cs="Calibri"/>
+        </w:rPr>
+        <w:t>ố</w:t>
+      </w:r>
+      <w:r>
+        <w:rPr>
+          <w:rFonts w:ascii="Segoe UI Emoji" w:hAnsi="Segoe UI Emoji" w:cs="Segoe UI Emoji"/>
+        </w:rPr>
+        <w:t>n RAM, không h</w:t>
+      </w:r>
+      <w:r>
+        <w:rPr>
+          <w:rFonts w:ascii="Calibri" w:hAnsi="Calibri" w:cs="Calibri"/>
+        </w:rPr>
+        <w:t>ợ</w:t>
+      </w:r>
+      <w:r>
+        <w:rPr>
+          <w:rFonts w:ascii="Segoe UI Emoji" w:hAnsi="Segoe UI Emoji" w:cs="Segoe UI Emoji"/>
+        </w:rPr>
+        <w:t>p cho file l</w:t>
+      </w:r>
+      <w:r>
+        <w:rPr>
+          <w:rFonts w:ascii="Calibri" w:hAnsi="Calibri" w:cs="Calibri"/>
+        </w:rPr>
+        <w:t>ớ</w:t>
+      </w:r>
+      <w:r>
+        <w:rPr>
+          <w:rFonts w:ascii="Segoe UI Emoji" w:hAnsi="Segoe UI Emoji" w:cs="Segoe UI Emoji"/>
+        </w:rPr>
+        <w:t>n).</w:t>
+      </w:r>
+    </w:p>
+    <w:p>
+      <w:pPr>
+        <w:ind w:left="360"/>
+        <w:rPr>
+          <w:rFonts w:ascii="Segoe UI Emoji" w:hAnsi="Segoe UI Emoji" w:cs="Segoe UI Emoji"/>
+        </w:rPr>
+      </w:pPr>
+      <w:r>
+        <w:rPr>
+          <w:rFonts w:ascii="Segoe UI Emoji" w:hAnsi="Segoe UI Emoji" w:cs="Segoe UI Emoji"/>
+        </w:rPr>
+        <w:t>N</w:t>
+      </w:r>
+      <w:r>
+        <w:rPr>
+          <w:rFonts w:ascii="Calibri" w:hAnsi="Calibri" w:cs="Calibri"/>
+        </w:rPr>
+        <w:t>ế</w:t>
+      </w:r>
+      <w:r>
+        <w:rPr>
+          <w:rFonts w:ascii="Segoe UI Emoji" w:hAnsi="Segoe UI Emoji" w:cs="Segoe UI Emoji"/>
+        </w:rPr>
+        <w:t>u ch</w:t>
+      </w:r>
+      <w:r>
+        <w:rPr>
+          <w:rFonts w:ascii="Calibri" w:hAnsi="Calibri" w:cs="Calibri"/>
+        </w:rPr>
+        <w:t>ỉ</w:t>
+      </w:r>
+      <w:r>
+        <w:rPr>
+          <w:rFonts w:ascii="Segoe UI Emoji" w:hAnsi="Segoe UI Emoji" w:cs="Segoe UI Emoji"/>
+        </w:rPr>
+        <w:t xml:space="preserve"> có disk mà không có Redis:</w:t>
+      </w:r>
+    </w:p>
+    <w:p>
+      <w:pPr>
+        <w:numPr>
+          <w:ilvl w:val="0"/>
+          <w:numId w:val="41"/>
+        </w:numPr>
+        <w:rPr>
+          <w:rFonts w:ascii="Segoe UI Emoji" w:hAnsi="Segoe UI Emoji" w:cs="Segoe UI Emoji"/>
+        </w:rPr>
+      </w:pPr>
+      <w:r>
+        <w:rPr>
+          <w:rFonts w:ascii="Segoe UI Emoji" w:hAnsi="Segoe UI Emoji" w:cs="Segoe UI Emoji"/>
+        </w:rPr>
+        <w:t>mu</w:t>
+      </w:r>
+      <w:r>
+        <w:rPr>
+          <w:rFonts w:ascii="Calibri" w:hAnsi="Calibri" w:cs="Calibri"/>
+        </w:rPr>
+        <w:t>ố</w:t>
+      </w:r>
+      <w:r>
+        <w:rPr>
+          <w:rFonts w:ascii="Segoe UI Emoji" w:hAnsi="Segoe UI Emoji" w:cs="Segoe UI Emoji"/>
+        </w:rPr>
+        <w:t>n bi</w:t>
+      </w:r>
+      <w:r>
+        <w:rPr>
+          <w:rFonts w:ascii="Calibri" w:hAnsi="Calibri" w:cs="Calibri"/>
+        </w:rPr>
+        <w:t>ế</w:t>
+      </w:r>
+      <w:r>
+        <w:rPr>
+          <w:rFonts w:ascii="Segoe UI Emoji" w:hAnsi="Segoe UI Emoji" w:cs="Segoe UI Emoji"/>
+        </w:rPr>
+        <w:t>t “cùng tham s</w:t>
+      </w:r>
+      <w:r>
+        <w:rPr>
+          <w:rFonts w:ascii="Calibri" w:hAnsi="Calibri" w:cs="Calibri"/>
+        </w:rPr>
+        <w:t>ố</w:t>
+      </w:r>
+      <w:r>
+        <w:rPr>
+          <w:rFonts w:ascii="Segoe UI Emoji" w:hAnsi="Segoe UI Emoji" w:cs="Segoe UI Emoji"/>
+        </w:rPr>
+        <w:t xml:space="preserve"> </w:t>
+      </w:r>
+      <w:r>
+        <w:rPr>
+          <w:rFonts w:ascii="Calibri" w:hAnsi="Calibri" w:cs="Calibri"/>
+        </w:rPr>
+        <w:t>đ</w:t>
+      </w:r>
+      <w:r>
+        <w:rPr>
+          <w:rFonts w:ascii="Segoe UI Emoji" w:hAnsi="Segoe UI Emoji" w:cs="Segoe UI Emoji"/>
+        </w:rPr>
+        <w:t>ã có file ch</w:t>
+      </w:r>
+      <w:r>
+        <w:rPr>
+          <w:rFonts w:ascii="Calibri" w:hAnsi="Calibri" w:cs="Calibri"/>
+        </w:rPr>
+        <w:t>ư</w:t>
+      </w:r>
+      <w:r>
+        <w:rPr>
+          <w:rFonts w:ascii="Segoe UI Emoji" w:hAnsi="Segoe UI Emoji" w:cs="Segoe UI Emoji"/>
+        </w:rPr>
+        <w:t>a” ph</w:t>
+      </w:r>
+      <w:r>
+        <w:rPr>
+          <w:rFonts w:ascii="Calibri" w:hAnsi="Calibri" w:cs="Calibri"/>
+        </w:rPr>
+        <w:t>ả</w:t>
+      </w:r>
+      <w:r>
+        <w:rPr>
+          <w:rFonts w:ascii="Segoe UI Emoji" w:hAnsi="Segoe UI Emoji" w:cs="Segoe UI Emoji"/>
+        </w:rPr>
+        <w:t>i dò ch</w:t>
+      </w:r>
+      <w:r>
+        <w:rPr>
+          <w:rFonts w:ascii="Calibri" w:hAnsi="Calibri" w:cs="Calibri"/>
+        </w:rPr>
+        <w:t>ậ</w:t>
+      </w:r>
+      <w:r>
+        <w:rPr>
+          <w:rFonts w:ascii="Segoe UI Emoji" w:hAnsi="Segoe UI Emoji" w:cs="Segoe UI Emoji"/>
+        </w:rPr>
+        <w:t>m h</w:t>
+      </w:r>
+      <w:r>
+        <w:rPr>
+          <w:rFonts w:ascii="Calibri" w:hAnsi="Calibri" w:cs="Calibri"/>
+        </w:rPr>
+        <w:t>ơ</w:t>
+      </w:r>
+      <w:r>
+        <w:rPr>
+          <w:rFonts w:ascii="Segoe UI Emoji" w:hAnsi="Segoe UI Emoji" w:cs="Segoe UI Emoji"/>
+        </w:rPr>
+        <w:t>n.</w:t>
+      </w:r>
+    </w:p>
+    <w:p>
+      <w:pPr>
+        <w:ind w:left="360"/>
+        <w:rPr>
+          <w:rFonts w:ascii="Segoe UI Emoji" w:hAnsi="Segoe UI Emoji" w:cs="Segoe UI Emoji"/>
+        </w:rPr>
+      </w:pPr>
+      <w:r>
+        <w:rPr>
+          <w:rFonts w:ascii="Segoe UI Emoji" w:hAnsi="Segoe UI Emoji" w:cs="Segoe UI Emoji"/>
+        </w:rPr>
+        <w:t>Combo hi</w:t>
+      </w:r>
+      <w:r>
+        <w:rPr>
+          <w:rFonts w:ascii="Calibri" w:hAnsi="Calibri" w:cs="Calibri"/>
+        </w:rPr>
+        <w:t>ệ</w:t>
+      </w:r>
+      <w:r>
+        <w:rPr>
+          <w:rFonts w:ascii="Segoe UI Emoji" w:hAnsi="Segoe UI Emoji" w:cs="Segoe UI Emoji"/>
+        </w:rPr>
+        <w:t>n t</w:t>
+      </w:r>
+      <w:r>
+        <w:rPr>
+          <w:rFonts w:ascii="Calibri" w:hAnsi="Calibri" w:cs="Calibri"/>
+        </w:rPr>
+        <w:t>ạ</w:t>
+      </w:r>
+      <w:r>
+        <w:rPr>
+          <w:rFonts w:ascii="Segoe UI Emoji" w:hAnsi="Segoe UI Emoji" w:cs="Segoe UI Emoji"/>
+        </w:rPr>
+        <w:t>i là h</w:t>
+      </w:r>
+      <w:r>
+        <w:rPr>
+          <w:rFonts w:ascii="Calibri" w:hAnsi="Calibri" w:cs="Calibri"/>
+        </w:rPr>
+        <w:t>ợ</w:t>
+      </w:r>
+      <w:r>
+        <w:rPr>
+          <w:rFonts w:ascii="Segoe UI Emoji" w:hAnsi="Segoe UI Emoji" w:cs="Segoe UI Emoji"/>
+        </w:rPr>
+        <w:t xml:space="preserve">p lý cho </w:t>
+      </w:r>
+      <w:r>
+        <w:rPr>
+          <w:rFonts w:ascii="Calibri" w:hAnsi="Calibri" w:cs="Calibri"/>
+        </w:rPr>
+        <w:t>đồ</w:t>
+      </w:r>
+      <w:r>
+        <w:rPr>
+          <w:rFonts w:ascii="Segoe UI Emoji" w:hAnsi="Segoe UI Emoji" w:cs="Segoe UI Emoji"/>
+        </w:rPr>
+        <w:t xml:space="preserve"> án:</w:t>
+      </w:r>
+    </w:p>
+    <w:p>
+      <w:pPr>
+        <w:numPr>
+          <w:ilvl w:val="0"/>
+          <w:numId w:val="42"/>
+        </w:numPr>
+        <w:rPr>
+          <w:rFonts w:ascii="Segoe UI Emoji" w:hAnsi="Segoe UI Emoji" w:cs="Segoe UI Emoji"/>
+        </w:rPr>
+      </w:pPr>
+      <w:r>
+        <w:rPr>
+          <w:rFonts w:ascii="Segoe UI Emoji" w:hAnsi="Segoe UI Emoji" w:cs="Segoe UI Emoji"/>
+        </w:rPr>
+        <w:t>Redis tra c</w:t>
+      </w:r>
+      <w:r>
+        <w:rPr>
+          <w:rFonts w:ascii="Calibri" w:hAnsi="Calibri" w:cs="Calibri"/>
+        </w:rPr>
+        <w:t>ứ</w:t>
+      </w:r>
+      <w:r>
+        <w:rPr>
+          <w:rFonts w:ascii="Segoe UI Emoji" w:hAnsi="Segoe UI Emoji" w:cs="Segoe UI Emoji"/>
+        </w:rPr>
+        <w:t>u nhanh,</w:t>
+      </w:r>
+    </w:p>
+    <w:p>
+      <w:pPr>
+        <w:numPr>
+          <w:ilvl w:val="0"/>
+          <w:numId w:val="42"/>
+        </w:numPr>
+        <w:rPr>
+          <w:rFonts w:ascii="Segoe UI Emoji" w:hAnsi="Segoe UI Emoji" w:cs="Segoe UI Emoji"/>
+        </w:rPr>
+      </w:pPr>
+      <w:r>
+        <w:rPr>
+          <w:rFonts w:ascii="Segoe UI Emoji" w:hAnsi="Segoe UI Emoji" w:cs="Segoe UI Emoji"/>
+        </w:rPr>
+        <w:t>disk ch</w:t>
+      </w:r>
+      <w:r>
+        <w:rPr>
+          <w:rFonts w:ascii="Calibri" w:hAnsi="Calibri" w:cs="Calibri"/>
+        </w:rPr>
+        <w:t>ứ</w:t>
+      </w:r>
+      <w:r>
+        <w:rPr>
+          <w:rFonts w:ascii="Segoe UI Emoji" w:hAnsi="Segoe UI Emoji" w:cs="Segoe UI Emoji"/>
+        </w:rPr>
+        <w:t>a file n</w:t>
+      </w:r>
+      <w:r>
+        <w:rPr>
+          <w:rFonts w:ascii="Calibri" w:hAnsi="Calibri" w:cs="Calibri"/>
+        </w:rPr>
+        <w:t>ặ</w:t>
+      </w:r>
+      <w:r>
+        <w:rPr>
+          <w:rFonts w:ascii="Segoe UI Emoji" w:hAnsi="Segoe UI Emoji" w:cs="Segoe UI Emoji"/>
+        </w:rPr>
+        <w:t>ng,</w:t>
+      </w:r>
+    </w:p>
+    <w:p>
+      <w:pPr>
+        <w:numPr>
+          <w:ilvl w:val="0"/>
+          <w:numId w:val="42"/>
+        </w:numPr>
+        <w:rPr>
+          <w:rFonts w:ascii="Segoe UI Emoji" w:hAnsi="Segoe UI Emoji" w:cs="Segoe UI Emoji"/>
+        </w:rPr>
+      </w:pPr>
+      <w:r>
+        <w:rPr>
+          <w:rFonts w:ascii="Segoe UI Emoji" w:hAnsi="Segoe UI Emoji" w:cs="Segoe UI Emoji"/>
+        </w:rPr>
+        <w:t>cleanup job d</w:t>
+      </w:r>
+      <w:r>
+        <w:rPr>
+          <w:rFonts w:ascii="Calibri" w:hAnsi="Calibri" w:cs="Calibri"/>
+        </w:rPr>
+        <w:t>ọ</w:t>
+      </w:r>
+      <w:r>
+        <w:rPr>
+          <w:rFonts w:ascii="Segoe UI Emoji" w:hAnsi="Segoe UI Emoji" w:cs="Segoe UI Emoji"/>
+        </w:rPr>
+        <w:t>n file c</w:t>
+      </w:r>
+      <w:r>
+        <w:rPr>
+          <w:rFonts w:ascii="Calibri" w:hAnsi="Calibri" w:cs="Calibri"/>
+        </w:rPr>
+        <w:t>ũ</w:t>
+      </w:r>
+      <w:r>
+        <w:rPr>
+          <w:rFonts w:ascii="Segoe UI Emoji" w:hAnsi="Segoe UI Emoji" w:cs="Segoe UI Emoji"/>
+        </w:rPr>
+        <w:t>.</w:t>
       </w:r>
     </w:p>
     <w:p>
@@ -6857,6 +9099,304 @@
     </w:lvl>
   </w:abstractNum>
   <w:abstractNum w:abstractNumId="2" w15:restartNumberingAfterBreak="0">
+    <w:nsid w:val="187E5234"/>
+    <w:multiLevelType w:val="multilevel"/>
+    <w:tmpl w:val="D1B809AA"/>
+    <w:lvl w:ilvl="0">
+      <w:start w:val="1"/>
+      <w:numFmt w:val="bullet"/>
+      <w:lvlText w:val=""/>
+      <w:lvlJc w:val="left"/>
+      <w:pPr>
+        <w:tabs>
+          <w:tab w:val="num" w:pos="720"/>
+        </w:tabs>
+        <w:ind w:left="720" w:hanging="360"/>
+      </w:pPr>
+      <w:rPr>
+        <w:rFonts w:ascii="Symbol" w:hAnsi="Symbol" w:hint="default"/>
+        <w:sz w:val="20"/>
+      </w:rPr>
+    </w:lvl>
+    <w:lvl w:ilvl="1" w:tentative="1">
+      <w:start w:val="1"/>
+      <w:numFmt w:val="bullet"/>
+      <w:lvlText w:val=""/>
+      <w:lvlJc w:val="left"/>
+      <w:pPr>
+        <w:tabs>
+          <w:tab w:val="num" w:pos="1440"/>
+        </w:tabs>
+        <w:ind w:left="1440" w:hanging="360"/>
+      </w:pPr>
+      <w:rPr>
+        <w:rFonts w:ascii="Symbol" w:hAnsi="Symbol" w:hint="default"/>
+        <w:sz w:val="20"/>
+      </w:rPr>
+    </w:lvl>
+    <w:lvl w:ilvl="2" w:tentative="1">
+      <w:start w:val="1"/>
+      <w:numFmt w:val="bullet"/>
+      <w:lvlText w:val=""/>
+      <w:lvlJc w:val="left"/>
+      <w:pPr>
+        <w:tabs>
+          <w:tab w:val="num" w:pos="2160"/>
+        </w:tabs>
+        <w:ind w:left="2160" w:hanging="360"/>
+      </w:pPr>
+      <w:rPr>
+        <w:rFonts w:ascii="Symbol" w:hAnsi="Symbol" w:hint="default"/>
+        <w:sz w:val="20"/>
+      </w:rPr>
+    </w:lvl>
+    <w:lvl w:ilvl="3" w:tentative="1">
+      <w:start w:val="1"/>
+      <w:numFmt w:val="bullet"/>
+      <w:lvlText w:val=""/>
+      <w:lvlJc w:val="left"/>
+      <w:pPr>
+        <w:tabs>
+          <w:tab w:val="num" w:pos="2880"/>
+        </w:tabs>
+        <w:ind w:left="2880" w:hanging="360"/>
+      </w:pPr>
+      <w:rPr>
+        <w:rFonts w:ascii="Symbol" w:hAnsi="Symbol" w:hint="default"/>
+        <w:sz w:val="20"/>
+      </w:rPr>
+    </w:lvl>
+    <w:lvl w:ilvl="4" w:tentative="1">
+      <w:start w:val="1"/>
+      <w:numFmt w:val="bullet"/>
+      <w:lvlText w:val=""/>
+      <w:lvlJc w:val="left"/>
+      <w:pPr>
+        <w:tabs>
+          <w:tab w:val="num" w:pos="3600"/>
+        </w:tabs>
+        <w:ind w:left="3600" w:hanging="360"/>
+      </w:pPr>
+      <w:rPr>
+        <w:rFonts w:ascii="Symbol" w:hAnsi="Symbol" w:hint="default"/>
+        <w:sz w:val="20"/>
+      </w:rPr>
+    </w:lvl>
+    <w:lvl w:ilvl="5" w:tentative="1">
+      <w:start w:val="1"/>
+      <w:numFmt w:val="bullet"/>
+      <w:lvlText w:val=""/>
+      <w:lvlJc w:val="left"/>
+      <w:pPr>
+        <w:tabs>
+          <w:tab w:val="num" w:pos="4320"/>
+        </w:tabs>
+        <w:ind w:left="4320" w:hanging="360"/>
+      </w:pPr>
+      <w:rPr>
+        <w:rFonts w:ascii="Symbol" w:hAnsi="Symbol" w:hint="default"/>
+        <w:sz w:val="20"/>
+      </w:rPr>
+    </w:lvl>
+    <w:lvl w:ilvl="6" w:tentative="1">
+      <w:start w:val="1"/>
+      <w:numFmt w:val="bullet"/>
+      <w:lvlText w:val=""/>
+      <w:lvlJc w:val="left"/>
+      <w:pPr>
+        <w:tabs>
+          <w:tab w:val="num" w:pos="5040"/>
+        </w:tabs>
+        <w:ind w:left="5040" w:hanging="360"/>
+      </w:pPr>
+      <w:rPr>
+        <w:rFonts w:ascii="Symbol" w:hAnsi="Symbol" w:hint="default"/>
+        <w:sz w:val="20"/>
+      </w:rPr>
+    </w:lvl>
+    <w:lvl w:ilvl="7" w:tentative="1">
+      <w:start w:val="1"/>
+      <w:numFmt w:val="bullet"/>
+      <w:lvlText w:val=""/>
+      <w:lvlJc w:val="left"/>
+      <w:pPr>
+        <w:tabs>
+          <w:tab w:val="num" w:pos="5760"/>
+        </w:tabs>
+        <w:ind w:left="5760" w:hanging="360"/>
+      </w:pPr>
+      <w:rPr>
+        <w:rFonts w:ascii="Symbol" w:hAnsi="Symbol" w:hint="default"/>
+        <w:sz w:val="20"/>
+      </w:rPr>
+    </w:lvl>
+    <w:lvl w:ilvl="8" w:tentative="1">
+      <w:start w:val="1"/>
+      <w:numFmt w:val="bullet"/>
+      <w:lvlText w:val=""/>
+      <w:lvlJc w:val="left"/>
+      <w:pPr>
+        <w:tabs>
+          <w:tab w:val="num" w:pos="6480"/>
+        </w:tabs>
+        <w:ind w:left="6480" w:hanging="360"/>
+      </w:pPr>
+      <w:rPr>
+        <w:rFonts w:ascii="Symbol" w:hAnsi="Symbol" w:hint="default"/>
+        <w:sz w:val="20"/>
+      </w:rPr>
+    </w:lvl>
+  </w:abstractNum>
+  <w:abstractNum w:abstractNumId="3" w15:restartNumberingAfterBreak="0">
+    <w:nsid w:val="1CBC10CA"/>
+    <w:multiLevelType w:val="multilevel"/>
+    <w:tmpl w:val="8C1C82AA"/>
+    <w:lvl w:ilvl="0">
+      <w:start w:val="1"/>
+      <w:numFmt w:val="bullet"/>
+      <w:lvlText w:val=""/>
+      <w:lvlJc w:val="left"/>
+      <w:pPr>
+        <w:tabs>
+          <w:tab w:val="num" w:pos="720"/>
+        </w:tabs>
+        <w:ind w:left="720" w:hanging="360"/>
+      </w:pPr>
+      <w:rPr>
+        <w:rFonts w:ascii="Symbol" w:hAnsi="Symbol" w:hint="default"/>
+        <w:sz w:val="20"/>
+      </w:rPr>
+    </w:lvl>
+    <w:lvl w:ilvl="1">
+      <w:start w:val="1"/>
+      <w:numFmt w:val="bullet"/>
+      <w:lvlText w:val=""/>
+      <w:lvlJc w:val="left"/>
+      <w:pPr>
+        <w:tabs>
+          <w:tab w:val="num" w:pos="1440"/>
+        </w:tabs>
+        <w:ind w:left="1440" w:hanging="360"/>
+      </w:pPr>
+      <w:rPr>
+        <w:rFonts w:ascii="Symbol" w:hAnsi="Symbol" w:hint="default"/>
+        <w:sz w:val="20"/>
+      </w:rPr>
+    </w:lvl>
+    <w:lvl w:ilvl="2" w:tentative="1">
+      <w:start w:val="1"/>
+      <w:numFmt w:val="bullet"/>
+      <w:lvlText w:val=""/>
+      <w:lvlJc w:val="left"/>
+      <w:pPr>
+        <w:tabs>
+          <w:tab w:val="num" w:pos="2160"/>
+        </w:tabs>
+        <w:ind w:left="2160" w:hanging="360"/>
+      </w:pPr>
+      <w:rPr>
+        <w:rFonts w:ascii="Symbol" w:hAnsi="Symbol" w:hint="default"/>
+        <w:sz w:val="20"/>
+      </w:rPr>
+    </w:lvl>
+    <w:lvl w:ilvl="3" w:tentative="1">
+      <w:start w:val="1"/>
+      <w:numFmt w:val="bullet"/>
+      <w:lvlText w:val=""/>
+      <w:lvlJc w:val="left"/>
+      <w:pPr>
+        <w:tabs>
+          <w:tab w:val="num" w:pos="2880"/>
+        </w:tabs>
+        <w:ind w:left="2880" w:hanging="360"/>
+      </w:pPr>
+      <w:rPr>
+        <w:rFonts w:ascii="Symbol" w:hAnsi="Symbol" w:hint="default"/>
+        <w:sz w:val="20"/>
+      </w:rPr>
+    </w:lvl>
+    <w:lvl w:ilvl="4" w:tentative="1">
+      <w:start w:val="1"/>
+      <w:numFmt w:val="bullet"/>
+      <w:lvlText w:val=""/>
+      <w:lvlJc w:val="left"/>
+      <w:pPr>
+        <w:tabs>
+          <w:tab w:val="num" w:pos="3600"/>
+        </w:tabs>
+        <w:ind w:left="3600" w:hanging="360"/>
+      </w:pPr>
+      <w:rPr>
+        <w:rFonts w:ascii="Symbol" w:hAnsi="Symbol" w:hint="default"/>
+        <w:sz w:val="20"/>
+      </w:rPr>
+    </w:lvl>
+    <w:lvl w:ilvl="5" w:tentative="1">
+      <w:start w:val="1"/>
+      <w:numFmt w:val="bullet"/>
+      <w:lvlText w:val=""/>
+      <w:lvlJc w:val="left"/>
+      <w:pPr>
+        <w:tabs>
+          <w:tab w:val="num" w:pos="4320"/>
+        </w:tabs>
+        <w:ind w:left="4320" w:hanging="360"/>
+      </w:pPr>
+      <w:rPr>
+        <w:rFonts w:ascii="Symbol" w:hAnsi="Symbol" w:hint="default"/>
+        <w:sz w:val="20"/>
+      </w:rPr>
+    </w:lvl>
+    <w:lvl w:ilvl="6" w:tentative="1">
+      <w:start w:val="1"/>
+      <w:numFmt w:val="bullet"/>
+      <w:lvlText w:val=""/>
+      <w:lvlJc w:val="left"/>
+      <w:pPr>
+        <w:tabs>
+          <w:tab w:val="num" w:pos="5040"/>
+        </w:tabs>
+        <w:ind w:left="5040" w:hanging="360"/>
+      </w:pPr>
+      <w:rPr>
+        <w:rFonts w:ascii="Symbol" w:hAnsi="Symbol" w:hint="default"/>
+        <w:sz w:val="20"/>
+      </w:rPr>
+    </w:lvl>
+    <w:lvl w:ilvl="7" w:tentative="1">
+      <w:start w:val="1"/>
+      <w:numFmt w:val="bullet"/>
+      <w:lvlText w:val=""/>
+      <w:lvlJc w:val="left"/>
+      <w:pPr>
+        <w:tabs>
+          <w:tab w:val="num" w:pos="5760"/>
+        </w:tabs>
+        <w:ind w:left="5760" w:hanging="360"/>
+      </w:pPr>
+      <w:rPr>
+        <w:rFonts w:ascii="Symbol" w:hAnsi="Symbol" w:hint="default"/>
+        <w:sz w:val="20"/>
+      </w:rPr>
+    </w:lvl>
+    <w:lvl w:ilvl="8" w:tentative="1">
+      <w:start w:val="1"/>
+      <w:numFmt w:val="bullet"/>
+      <w:lvlText w:val=""/>
+      <w:lvlJc w:val="left"/>
+      <w:pPr>
+        <w:tabs>
+          <w:tab w:val="num" w:pos="6480"/>
+        </w:tabs>
+        <w:ind w:left="6480" w:hanging="360"/>
+      </w:pPr>
+      <w:rPr>
+        <w:rFonts w:ascii="Symbol" w:hAnsi="Symbol" w:hint="default"/>
+        <w:sz w:val="20"/>
+      </w:rPr>
+    </w:lvl>
+  </w:abstractNum>
+  <w:abstractNum w:abstractNumId="4" w15:restartNumberingAfterBreak="0">
     <w:nsid w:val="1D7B1F15"/>
     <w:multiLevelType w:val="multilevel"/>
     <w:tmpl w:val="2C008210"/>
@@ -7005,7 +9545,7 @@
       </w:rPr>
     </w:lvl>
   </w:abstractNum>
-  <w:abstractNum w:abstractNumId="3" w15:restartNumberingAfterBreak="0">
+  <w:abstractNum w:abstractNumId="5" w15:restartNumberingAfterBreak="0">
     <w:nsid w:val="210A46CE"/>
     <w:multiLevelType w:val="multilevel"/>
     <w:tmpl w:val="160E5E78"/>
@@ -7154,7 +9694,7 @@
       </w:rPr>
     </w:lvl>
   </w:abstractNum>
-  <w:abstractNum w:abstractNumId="4" w15:restartNumberingAfterBreak="0">
+  <w:abstractNum w:abstractNumId="6" w15:restartNumberingAfterBreak="0">
     <w:nsid w:val="2B2A1428"/>
     <w:multiLevelType w:val="multilevel"/>
     <w:tmpl w:val="DDEAD8D2"/>
@@ -7267,7 +9807,7 @@
       </w:pPr>
     </w:lvl>
   </w:abstractNum>
-  <w:abstractNum w:abstractNumId="5" w15:restartNumberingAfterBreak="0">
+  <w:abstractNum w:abstractNumId="7" w15:restartNumberingAfterBreak="0">
     <w:nsid w:val="2BC1590A"/>
     <w:multiLevelType w:val="multilevel"/>
     <w:tmpl w:val="2B327368"/>
@@ -7416,7 +9956,7 @@
       </w:rPr>
     </w:lvl>
   </w:abstractNum>
-  <w:abstractNum w:abstractNumId="6" w15:restartNumberingAfterBreak="0">
+  <w:abstractNum w:abstractNumId="8" w15:restartNumberingAfterBreak="0">
     <w:nsid w:val="2BDE2EBA"/>
     <w:multiLevelType w:val="multilevel"/>
     <w:tmpl w:val="A55437E2"/>
@@ -7565,7 +10105,156 @@
       </w:rPr>
     </w:lvl>
   </w:abstractNum>
-  <w:abstractNum w:abstractNumId="7" w15:restartNumberingAfterBreak="0">
+  <w:abstractNum w:abstractNumId="9" w15:restartNumberingAfterBreak="0">
+    <w:nsid w:val="2C7968DA"/>
+    <w:multiLevelType w:val="multilevel"/>
+    <w:tmpl w:val="A7FAB69E"/>
+    <w:lvl w:ilvl="0">
+      <w:start w:val="1"/>
+      <w:numFmt w:val="bullet"/>
+      <w:lvlText w:val=""/>
+      <w:lvlJc w:val="left"/>
+      <w:pPr>
+        <w:tabs>
+          <w:tab w:val="num" w:pos="720"/>
+        </w:tabs>
+        <w:ind w:left="720" w:hanging="360"/>
+      </w:pPr>
+      <w:rPr>
+        <w:rFonts w:ascii="Symbol" w:hAnsi="Symbol" w:hint="default"/>
+        <w:sz w:val="20"/>
+      </w:rPr>
+    </w:lvl>
+    <w:lvl w:ilvl="1">
+      <w:start w:val="1"/>
+      <w:numFmt w:val="bullet"/>
+      <w:lvlText w:val=""/>
+      <w:lvlJc w:val="left"/>
+      <w:pPr>
+        <w:tabs>
+          <w:tab w:val="num" w:pos="1440"/>
+        </w:tabs>
+        <w:ind w:left="1440" w:hanging="360"/>
+      </w:pPr>
+      <w:rPr>
+        <w:rFonts w:ascii="Symbol" w:hAnsi="Symbol" w:hint="default"/>
+        <w:sz w:val="20"/>
+      </w:rPr>
+    </w:lvl>
+    <w:lvl w:ilvl="2" w:tentative="1">
+      <w:start w:val="1"/>
+      <w:numFmt w:val="bullet"/>
+      <w:lvlText w:val=""/>
+      <w:lvlJc w:val="left"/>
+      <w:pPr>
+        <w:tabs>
+          <w:tab w:val="num" w:pos="2160"/>
+        </w:tabs>
+        <w:ind w:left="2160" w:hanging="360"/>
+      </w:pPr>
+      <w:rPr>
+        <w:rFonts w:ascii="Symbol" w:hAnsi="Symbol" w:hint="default"/>
+        <w:sz w:val="20"/>
+      </w:rPr>
+    </w:lvl>
+    <w:lvl w:ilvl="3" w:tentative="1">
+      <w:start w:val="1"/>
+      <w:numFmt w:val="bullet"/>
+      <w:lvlText w:val=""/>
+      <w:lvlJc w:val="left"/>
+      <w:pPr>
+        <w:tabs>
+          <w:tab w:val="num" w:pos="2880"/>
+        </w:tabs>
+        <w:ind w:left="2880" w:hanging="360"/>
+      </w:pPr>
+      <w:rPr>
+        <w:rFonts w:ascii="Symbol" w:hAnsi="Symbol" w:hint="default"/>
+        <w:sz w:val="20"/>
+      </w:rPr>
+    </w:lvl>
+    <w:lvl w:ilvl="4" w:tentative="1">
+      <w:start w:val="1"/>
+      <w:numFmt w:val="bullet"/>
+      <w:lvlText w:val=""/>
+      <w:lvlJc w:val="left"/>
+      <w:pPr>
+        <w:tabs>
+          <w:tab w:val="num" w:pos="3600"/>
+        </w:tabs>
+        <w:ind w:left="3600" w:hanging="360"/>
+      </w:pPr>
+      <w:rPr>
+        <w:rFonts w:ascii="Symbol" w:hAnsi="Symbol" w:hint="default"/>
+        <w:sz w:val="20"/>
+      </w:rPr>
+    </w:lvl>
+    <w:lvl w:ilvl="5" w:tentative="1">
+      <w:start w:val="1"/>
+      <w:numFmt w:val="bullet"/>
+      <w:lvlText w:val=""/>
+      <w:lvlJc w:val="left"/>
+      <w:pPr>
+        <w:tabs>
+          <w:tab w:val="num" w:pos="4320"/>
+        </w:tabs>
+        <w:ind w:left="4320" w:hanging="360"/>
+      </w:pPr>
+      <w:rPr>
+        <w:rFonts w:ascii="Symbol" w:hAnsi="Symbol" w:hint="default"/>
+        <w:sz w:val="20"/>
+      </w:rPr>
+    </w:lvl>
+    <w:lvl w:ilvl="6" w:tentative="1">
+      <w:start w:val="1"/>
+      <w:numFmt w:val="bullet"/>
+      <w:lvlText w:val=""/>
+      <w:lvlJc w:val="left"/>
+      <w:pPr>
+        <w:tabs>
+          <w:tab w:val="num" w:pos="5040"/>
+        </w:tabs>
+        <w:ind w:left="5040" w:hanging="360"/>
+      </w:pPr>
+      <w:rPr>
+        <w:rFonts w:ascii="Symbol" w:hAnsi="Symbol" w:hint="default"/>
+        <w:sz w:val="20"/>
+      </w:rPr>
+    </w:lvl>
+    <w:lvl w:ilvl="7" w:tentative="1">
+      <w:start w:val="1"/>
+      <w:numFmt w:val="bullet"/>
+      <w:lvlText w:val=""/>
+      <w:lvlJc w:val="left"/>
+      <w:pPr>
+        <w:tabs>
+          <w:tab w:val="num" w:pos="5760"/>
+        </w:tabs>
+        <w:ind w:left="5760" w:hanging="360"/>
+      </w:pPr>
+      <w:rPr>
+        <w:rFonts w:ascii="Symbol" w:hAnsi="Symbol" w:hint="default"/>
+        <w:sz w:val="20"/>
+      </w:rPr>
+    </w:lvl>
+    <w:lvl w:ilvl="8" w:tentative="1">
+      <w:start w:val="1"/>
+      <w:numFmt w:val="bullet"/>
+      <w:lvlText w:val=""/>
+      <w:lvlJc w:val="left"/>
+      <w:pPr>
+        <w:tabs>
+          <w:tab w:val="num" w:pos="6480"/>
+        </w:tabs>
+        <w:ind w:left="6480" w:hanging="360"/>
+      </w:pPr>
+      <w:rPr>
+        <w:rFonts w:ascii="Symbol" w:hAnsi="Symbol" w:hint="default"/>
+        <w:sz w:val="20"/>
+      </w:rPr>
+    </w:lvl>
+  </w:abstractNum>
+  <w:abstractNum w:abstractNumId="10" w15:restartNumberingAfterBreak="0">
     <w:nsid w:val="2FAA5BBB"/>
     <w:multiLevelType w:val="multilevel"/>
     <w:tmpl w:val="D6E462A8"/>
@@ -7714,7 +10403,156 @@
       </w:rPr>
     </w:lvl>
   </w:abstractNum>
-  <w:abstractNum w:abstractNumId="8" w15:restartNumberingAfterBreak="0">
+  <w:abstractNum w:abstractNumId="11" w15:restartNumberingAfterBreak="0">
+    <w:nsid w:val="2FD83A7E"/>
+    <w:multiLevelType w:val="multilevel"/>
+    <w:tmpl w:val="4538C6F8"/>
+    <w:lvl w:ilvl="0">
+      <w:start w:val="1"/>
+      <w:numFmt w:val="bullet"/>
+      <w:lvlText w:val=""/>
+      <w:lvlJc w:val="left"/>
+      <w:pPr>
+        <w:tabs>
+          <w:tab w:val="num" w:pos="720"/>
+        </w:tabs>
+        <w:ind w:left="720" w:hanging="360"/>
+      </w:pPr>
+      <w:rPr>
+        <w:rFonts w:ascii="Symbol" w:hAnsi="Symbol" w:hint="default"/>
+        <w:sz w:val="20"/>
+      </w:rPr>
+    </w:lvl>
+    <w:lvl w:ilvl="1" w:tentative="1">
+      <w:start w:val="1"/>
+      <w:numFmt w:val="bullet"/>
+      <w:lvlText w:val=""/>
+      <w:lvlJc w:val="left"/>
+      <w:pPr>
+        <w:tabs>
+          <w:tab w:val="num" w:pos="1440"/>
+        </w:tabs>
+        <w:ind w:left="1440" w:hanging="360"/>
+      </w:pPr>
+      <w:rPr>
+        <w:rFonts w:ascii="Symbol" w:hAnsi="Symbol" w:hint="default"/>
+        <w:sz w:val="20"/>
+      </w:rPr>
+    </w:lvl>
+    <w:lvl w:ilvl="2" w:tentative="1">
+      <w:start w:val="1"/>
+      <w:numFmt w:val="bullet"/>
+      <w:lvlText w:val=""/>
+      <w:lvlJc w:val="left"/>
+      <w:pPr>
+        <w:tabs>
+          <w:tab w:val="num" w:pos="2160"/>
+        </w:tabs>
+        <w:ind w:left="2160" w:hanging="360"/>
+      </w:pPr>
+      <w:rPr>
+        <w:rFonts w:ascii="Symbol" w:hAnsi="Symbol" w:hint="default"/>
+        <w:sz w:val="20"/>
+      </w:rPr>
+    </w:lvl>
+    <w:lvl w:ilvl="3" w:tentative="1">
+      <w:start w:val="1"/>
+      <w:numFmt w:val="bullet"/>
+      <w:lvlText w:val=""/>
+      <w:lvlJc w:val="left"/>
+      <w:pPr>
+        <w:tabs>
+          <w:tab w:val="num" w:pos="2880"/>
+        </w:tabs>
+        <w:ind w:left="2880" w:hanging="360"/>
+      </w:pPr>
+      <w:rPr>
+        <w:rFonts w:ascii="Symbol" w:hAnsi="Symbol" w:hint="default"/>
+        <w:sz w:val="20"/>
+      </w:rPr>
+    </w:lvl>
+    <w:lvl w:ilvl="4" w:tentative="1">
+      <w:start w:val="1"/>
+      <w:numFmt w:val="bullet"/>
+      <w:lvlText w:val=""/>
+      <w:lvlJc w:val="left"/>
+      <w:pPr>
+        <w:tabs>
+          <w:tab w:val="num" w:pos="3600"/>
+        </w:tabs>
+        <w:ind w:left="3600" w:hanging="360"/>
+      </w:pPr>
+      <w:rPr>
+        <w:rFonts w:ascii="Symbol" w:hAnsi="Symbol" w:hint="default"/>
+        <w:sz w:val="20"/>
+      </w:rPr>
+    </w:lvl>
+    <w:lvl w:ilvl="5" w:tentative="1">
+      <w:start w:val="1"/>
+      <w:numFmt w:val="bullet"/>
+      <w:lvlText w:val=""/>
+      <w:lvlJc w:val="left"/>
+      <w:pPr>
+        <w:tabs>
+          <w:tab w:val="num" w:pos="4320"/>
+        </w:tabs>
+        <w:ind w:left="4320" w:hanging="360"/>
+      </w:pPr>
+      <w:rPr>
+        <w:rFonts w:ascii="Symbol" w:hAnsi="Symbol" w:hint="default"/>
+        <w:sz w:val="20"/>
+      </w:rPr>
+    </w:lvl>
+    <w:lvl w:ilvl="6" w:tentative="1">
+      <w:start w:val="1"/>
+      <w:numFmt w:val="bullet"/>
+      <w:lvlText w:val=""/>
+      <w:lvlJc w:val="left"/>
+      <w:pPr>
+        <w:tabs>
+          <w:tab w:val="num" w:pos="5040"/>
+        </w:tabs>
+        <w:ind w:left="5040" w:hanging="360"/>
+      </w:pPr>
+      <w:rPr>
+        <w:rFonts w:ascii="Symbol" w:hAnsi="Symbol" w:hint="default"/>
+        <w:sz w:val="20"/>
+      </w:rPr>
+    </w:lvl>
+    <w:lvl w:ilvl="7" w:tentative="1">
+      <w:start w:val="1"/>
+      <w:numFmt w:val="bullet"/>
+      <w:lvlText w:val=""/>
+      <w:lvlJc w:val="left"/>
+      <w:pPr>
+        <w:tabs>
+          <w:tab w:val="num" w:pos="5760"/>
+        </w:tabs>
+        <w:ind w:left="5760" w:hanging="360"/>
+      </w:pPr>
+      <w:rPr>
+        <w:rFonts w:ascii="Symbol" w:hAnsi="Symbol" w:hint="default"/>
+        <w:sz w:val="20"/>
+      </w:rPr>
+    </w:lvl>
+    <w:lvl w:ilvl="8" w:tentative="1">
+      <w:start w:val="1"/>
+      <w:numFmt w:val="bullet"/>
+      <w:lvlText w:val=""/>
+      <w:lvlJc w:val="left"/>
+      <w:pPr>
+        <w:tabs>
+          <w:tab w:val="num" w:pos="6480"/>
+        </w:tabs>
+        <w:ind w:left="6480" w:hanging="360"/>
+      </w:pPr>
+      <w:rPr>
+        <w:rFonts w:ascii="Symbol" w:hAnsi="Symbol" w:hint="default"/>
+        <w:sz w:val="20"/>
+      </w:rPr>
+    </w:lvl>
+  </w:abstractNum>
+  <w:abstractNum w:abstractNumId="12" w15:restartNumberingAfterBreak="0">
     <w:nsid w:val="351C2BB0"/>
     <w:multiLevelType w:val="multilevel"/>
     <w:tmpl w:val="985C6B12"/>
@@ -7863,7 +10701,7 @@
       </w:rPr>
     </w:lvl>
   </w:abstractNum>
-  <w:abstractNum w:abstractNumId="9" w15:restartNumberingAfterBreak="0">
+  <w:abstractNum w:abstractNumId="13" w15:restartNumberingAfterBreak="0">
     <w:nsid w:val="36BA308D"/>
     <w:multiLevelType w:val="multilevel"/>
     <w:tmpl w:val="B32C3C04"/>
@@ -8012,7 +10850,7 @@
       </w:rPr>
     </w:lvl>
   </w:abstractNum>
-  <w:abstractNum w:abstractNumId="10" w15:restartNumberingAfterBreak="0">
+  <w:abstractNum w:abstractNumId="14" w15:restartNumberingAfterBreak="0">
     <w:nsid w:val="380C509F"/>
     <w:multiLevelType w:val="multilevel"/>
     <w:tmpl w:val="65503454"/>
@@ -8161,7 +10999,7 @@
       </w:rPr>
     </w:lvl>
   </w:abstractNum>
-  <w:abstractNum w:abstractNumId="11" w15:restartNumberingAfterBreak="0">
+  <w:abstractNum w:abstractNumId="15" w15:restartNumberingAfterBreak="0">
     <w:nsid w:val="39291090"/>
     <w:multiLevelType w:val="multilevel"/>
     <w:tmpl w:val="357AED02"/>
@@ -8310,7 +11148,156 @@
       </w:rPr>
     </w:lvl>
   </w:abstractNum>
-  <w:abstractNum w:abstractNumId="12" w15:restartNumberingAfterBreak="0">
+  <w:abstractNum w:abstractNumId="16" w15:restartNumberingAfterBreak="0">
+    <w:nsid w:val="39E8307E"/>
+    <w:multiLevelType w:val="multilevel"/>
+    <w:tmpl w:val="04AA62C2"/>
+    <w:lvl w:ilvl="0">
+      <w:start w:val="1"/>
+      <w:numFmt w:val="bullet"/>
+      <w:lvlText w:val=""/>
+      <w:lvlJc w:val="left"/>
+      <w:pPr>
+        <w:tabs>
+          <w:tab w:val="num" w:pos="720"/>
+        </w:tabs>
+        <w:ind w:left="720" w:hanging="360"/>
+      </w:pPr>
+      <w:rPr>
+        <w:rFonts w:ascii="Symbol" w:hAnsi="Symbol" w:hint="default"/>
+        <w:sz w:val="20"/>
+      </w:rPr>
+    </w:lvl>
+    <w:lvl w:ilvl="1" w:tentative="1">
+      <w:start w:val="1"/>
+      <w:numFmt w:val="bullet"/>
+      <w:lvlText w:val=""/>
+      <w:lvlJc w:val="left"/>
+      <w:pPr>
+        <w:tabs>
+          <w:tab w:val="num" w:pos="1440"/>
+        </w:tabs>
+        <w:ind w:left="1440" w:hanging="360"/>
+      </w:pPr>
+      <w:rPr>
+        <w:rFonts w:ascii="Symbol" w:hAnsi="Symbol" w:hint="default"/>
+        <w:sz w:val="20"/>
+      </w:rPr>
+    </w:lvl>
+    <w:lvl w:ilvl="2" w:tentative="1">
+      <w:start w:val="1"/>
+      <w:numFmt w:val="bullet"/>
+      <w:lvlText w:val=""/>
+      <w:lvlJc w:val="left"/>
+      <w:pPr>
+        <w:tabs>
+          <w:tab w:val="num" w:pos="2160"/>
+        </w:tabs>
+        <w:ind w:left="2160" w:hanging="360"/>
+      </w:pPr>
+      <w:rPr>
+        <w:rFonts w:ascii="Symbol" w:hAnsi="Symbol" w:hint="default"/>
+        <w:sz w:val="20"/>
+      </w:rPr>
+    </w:lvl>
+    <w:lvl w:ilvl="3" w:tentative="1">
+      <w:start w:val="1"/>
+      <w:numFmt w:val="bullet"/>
+      <w:lvlText w:val=""/>
+      <w:lvlJc w:val="left"/>
+      <w:pPr>
+        <w:tabs>
+          <w:tab w:val="num" w:pos="2880"/>
+        </w:tabs>
+        <w:ind w:left="2880" w:hanging="360"/>
+      </w:pPr>
+      <w:rPr>
+        <w:rFonts w:ascii="Symbol" w:hAnsi="Symbol" w:hint="default"/>
+        <w:sz w:val="20"/>
+      </w:rPr>
+    </w:lvl>
+    <w:lvl w:ilvl="4" w:tentative="1">
+      <w:start w:val="1"/>
+      <w:numFmt w:val="bullet"/>
+      <w:lvlText w:val=""/>
+      <w:lvlJc w:val="left"/>
+      <w:pPr>
+        <w:tabs>
+          <w:tab w:val="num" w:pos="3600"/>
+        </w:tabs>
+        <w:ind w:left="3600" w:hanging="360"/>
+      </w:pPr>
+      <w:rPr>
+        <w:rFonts w:ascii="Symbol" w:hAnsi="Symbol" w:hint="default"/>
+        <w:sz w:val="20"/>
+      </w:rPr>
+    </w:lvl>
+    <w:lvl w:ilvl="5" w:tentative="1">
+      <w:start w:val="1"/>
+      <w:numFmt w:val="bullet"/>
+      <w:lvlText w:val=""/>
+      <w:lvlJc w:val="left"/>
+      <w:pPr>
+        <w:tabs>
+          <w:tab w:val="num" w:pos="4320"/>
+        </w:tabs>
+        <w:ind w:left="4320" w:hanging="360"/>
+      </w:pPr>
+      <w:rPr>
+        <w:rFonts w:ascii="Symbol" w:hAnsi="Symbol" w:hint="default"/>
+        <w:sz w:val="20"/>
+      </w:rPr>
+    </w:lvl>
+    <w:lvl w:ilvl="6" w:tentative="1">
+      <w:start w:val="1"/>
+      <w:numFmt w:val="bullet"/>
+      <w:lvlText w:val=""/>
+      <w:lvlJc w:val="left"/>
+      <w:pPr>
+        <w:tabs>
+          <w:tab w:val="num" w:pos="5040"/>
+        </w:tabs>
+        <w:ind w:left="5040" w:hanging="360"/>
+      </w:pPr>
+      <w:rPr>
+        <w:rFonts w:ascii="Symbol" w:hAnsi="Symbol" w:hint="default"/>
+        <w:sz w:val="20"/>
+      </w:rPr>
+    </w:lvl>
+    <w:lvl w:ilvl="7" w:tentative="1">
+      <w:start w:val="1"/>
+      <w:numFmt w:val="bullet"/>
+      <w:lvlText w:val=""/>
+      <w:lvlJc w:val="left"/>
+      <w:pPr>
+        <w:tabs>
+          <w:tab w:val="num" w:pos="5760"/>
+        </w:tabs>
+        <w:ind w:left="5760" w:hanging="360"/>
+      </w:pPr>
+      <w:rPr>
+        <w:rFonts w:ascii="Symbol" w:hAnsi="Symbol" w:hint="default"/>
+        <w:sz w:val="20"/>
+      </w:rPr>
+    </w:lvl>
+    <w:lvl w:ilvl="8" w:tentative="1">
+      <w:start w:val="1"/>
+      <w:numFmt w:val="bullet"/>
+      <w:lvlText w:val=""/>
+      <w:lvlJc w:val="left"/>
+      <w:pPr>
+        <w:tabs>
+          <w:tab w:val="num" w:pos="6480"/>
+        </w:tabs>
+        <w:ind w:left="6480" w:hanging="360"/>
+      </w:pPr>
+      <w:rPr>
+        <w:rFonts w:ascii="Symbol" w:hAnsi="Symbol" w:hint="default"/>
+        <w:sz w:val="20"/>
+      </w:rPr>
+    </w:lvl>
+  </w:abstractNum>
+  <w:abstractNum w:abstractNumId="17" w15:restartNumberingAfterBreak="0">
     <w:nsid w:val="3A045AE6"/>
     <w:multiLevelType w:val="multilevel"/>
     <w:tmpl w:val="05109596"/>
@@ -8459,7 +11446,7 @@
       </w:rPr>
     </w:lvl>
   </w:abstractNum>
-  <w:abstractNum w:abstractNumId="13" w15:restartNumberingAfterBreak="0">
+  <w:abstractNum w:abstractNumId="18" w15:restartNumberingAfterBreak="0">
     <w:nsid w:val="40C04888"/>
     <w:multiLevelType w:val="multilevel"/>
     <w:tmpl w:val="AB36C71A"/>
@@ -8608,7 +11595,7 @@
       </w:rPr>
     </w:lvl>
   </w:abstractNum>
-  <w:abstractNum w:abstractNumId="14" w15:restartNumberingAfterBreak="0">
+  <w:abstractNum w:abstractNumId="19" w15:restartNumberingAfterBreak="0">
     <w:nsid w:val="43B82DEF"/>
     <w:multiLevelType w:val="multilevel"/>
     <w:tmpl w:val="E2742060"/>
@@ -8757,7 +11744,7 @@
       </w:rPr>
     </w:lvl>
   </w:abstractNum>
-  <w:abstractNum w:abstractNumId="15" w15:restartNumberingAfterBreak="0">
+  <w:abstractNum w:abstractNumId="20" w15:restartNumberingAfterBreak="0">
     <w:nsid w:val="463E7232"/>
     <w:multiLevelType w:val="multilevel"/>
     <w:tmpl w:val="5C886AF8"/>
@@ -8906,7 +11893,7 @@
       </w:rPr>
     </w:lvl>
   </w:abstractNum>
-  <w:abstractNum w:abstractNumId="16" w15:restartNumberingAfterBreak="0">
+  <w:abstractNum w:abstractNumId="21" w15:restartNumberingAfterBreak="0">
     <w:nsid w:val="4A0E4ECE"/>
     <w:multiLevelType w:val="multilevel"/>
     <w:tmpl w:val="0480F222"/>
@@ -9055,7 +12042,7 @@
       </w:rPr>
     </w:lvl>
   </w:abstractNum>
-  <w:abstractNum w:abstractNumId="17" w15:restartNumberingAfterBreak="0">
+  <w:abstractNum w:abstractNumId="22" w15:restartNumberingAfterBreak="0">
     <w:nsid w:val="4B0A7923"/>
     <w:multiLevelType w:val="multilevel"/>
     <w:tmpl w:val="0B226EAC"/>
@@ -9204,7 +12191,7 @@
       </w:rPr>
     </w:lvl>
   </w:abstractNum>
-  <w:abstractNum w:abstractNumId="18" w15:restartNumberingAfterBreak="0">
+  <w:abstractNum w:abstractNumId="23" w15:restartNumberingAfterBreak="0">
     <w:nsid w:val="541F0245"/>
     <w:multiLevelType w:val="multilevel"/>
     <w:tmpl w:val="879A9AE6"/>
@@ -9353,7 +12340,7 @@
       </w:rPr>
     </w:lvl>
   </w:abstractNum>
-  <w:abstractNum w:abstractNumId="19" w15:restartNumberingAfterBreak="0">
+  <w:abstractNum w:abstractNumId="24" w15:restartNumberingAfterBreak="0">
     <w:nsid w:val="54CA05F9"/>
     <w:multiLevelType w:val="multilevel"/>
     <w:tmpl w:val="A4F4D5C2"/>
@@ -9466,7 +12453,156 @@
       </w:pPr>
     </w:lvl>
   </w:abstractNum>
-  <w:abstractNum w:abstractNumId="20" w15:restartNumberingAfterBreak="0">
+  <w:abstractNum w:abstractNumId="25" w15:restartNumberingAfterBreak="0">
+    <w:nsid w:val="57465079"/>
+    <w:multiLevelType w:val="multilevel"/>
+    <w:tmpl w:val="DD9AD690"/>
+    <w:lvl w:ilvl="0">
+      <w:start w:val="1"/>
+      <w:numFmt w:val="bullet"/>
+      <w:lvlText w:val=""/>
+      <w:lvlJc w:val="left"/>
+      <w:pPr>
+        <w:tabs>
+          <w:tab w:val="num" w:pos="720"/>
+        </w:tabs>
+        <w:ind w:left="720" w:hanging="360"/>
+      </w:pPr>
+      <w:rPr>
+        <w:rFonts w:ascii="Symbol" w:hAnsi="Symbol" w:hint="default"/>
+        <w:sz w:val="20"/>
+      </w:rPr>
+    </w:lvl>
+    <w:lvl w:ilvl="1" w:tentative="1">
+      <w:start w:val="1"/>
+      <w:numFmt w:val="bullet"/>
+      <w:lvlText w:val=""/>
+      <w:lvlJc w:val="left"/>
+      <w:pPr>
+        <w:tabs>
+          <w:tab w:val="num" w:pos="1440"/>
+        </w:tabs>
+        <w:ind w:left="1440" w:hanging="360"/>
+      </w:pPr>
+      <w:rPr>
+        <w:rFonts w:ascii="Symbol" w:hAnsi="Symbol" w:hint="default"/>
+        <w:sz w:val="20"/>
+      </w:rPr>
+    </w:lvl>
+    <w:lvl w:ilvl="2" w:tentative="1">
+      <w:start w:val="1"/>
+      <w:numFmt w:val="bullet"/>
+      <w:lvlText w:val=""/>
+      <w:lvlJc w:val="left"/>
+      <w:pPr>
+        <w:tabs>
+          <w:tab w:val="num" w:pos="2160"/>
+        </w:tabs>
+        <w:ind w:left="2160" w:hanging="360"/>
+      </w:pPr>
+      <w:rPr>
+        <w:rFonts w:ascii="Symbol" w:hAnsi="Symbol" w:hint="default"/>
+        <w:sz w:val="20"/>
+      </w:rPr>
+    </w:lvl>
+    <w:lvl w:ilvl="3" w:tentative="1">
+      <w:start w:val="1"/>
+      <w:numFmt w:val="bullet"/>
+      <w:lvlText w:val=""/>
+      <w:lvlJc w:val="left"/>
+      <w:pPr>
+        <w:tabs>
+          <w:tab w:val="num" w:pos="2880"/>
+        </w:tabs>
+        <w:ind w:left="2880" w:hanging="360"/>
+      </w:pPr>
+      <w:rPr>
+        <w:rFonts w:ascii="Symbol" w:hAnsi="Symbol" w:hint="default"/>
+        <w:sz w:val="20"/>
+      </w:rPr>
+    </w:lvl>
+    <w:lvl w:ilvl="4" w:tentative="1">
+      <w:start w:val="1"/>
+      <w:numFmt w:val="bullet"/>
+      <w:lvlText w:val=""/>
+      <w:lvlJc w:val="left"/>
+      <w:pPr>
+        <w:tabs>
+          <w:tab w:val="num" w:pos="3600"/>
+        </w:tabs>
+        <w:ind w:left="3600" w:hanging="360"/>
+      </w:pPr>
+      <w:rPr>
+        <w:rFonts w:ascii="Symbol" w:hAnsi="Symbol" w:hint="default"/>
+        <w:sz w:val="20"/>
+      </w:rPr>
+    </w:lvl>
+    <w:lvl w:ilvl="5" w:tentative="1">
+      <w:start w:val="1"/>
+      <w:numFmt w:val="bullet"/>
+      <w:lvlText w:val=""/>
+      <w:lvlJc w:val="left"/>
+      <w:pPr>
+        <w:tabs>
+          <w:tab w:val="num" w:pos="4320"/>
+        </w:tabs>
+        <w:ind w:left="4320" w:hanging="360"/>
+      </w:pPr>
+      <w:rPr>
+        <w:rFonts w:ascii="Symbol" w:hAnsi="Symbol" w:hint="default"/>
+        <w:sz w:val="20"/>
+      </w:rPr>
+    </w:lvl>
+    <w:lvl w:ilvl="6" w:tentative="1">
+      <w:start w:val="1"/>
+      <w:numFmt w:val="bullet"/>
+      <w:lvlText w:val=""/>
+      <w:lvlJc w:val="left"/>
+      <w:pPr>
+        <w:tabs>
+          <w:tab w:val="num" w:pos="5040"/>
+        </w:tabs>
+        <w:ind w:left="5040" w:hanging="360"/>
+      </w:pPr>
+      <w:rPr>
+        <w:rFonts w:ascii="Symbol" w:hAnsi="Symbol" w:hint="default"/>
+        <w:sz w:val="20"/>
+      </w:rPr>
+    </w:lvl>
+    <w:lvl w:ilvl="7" w:tentative="1">
+      <w:start w:val="1"/>
+      <w:numFmt w:val="bullet"/>
+      <w:lvlText w:val=""/>
+      <w:lvlJc w:val="left"/>
+      <w:pPr>
+        <w:tabs>
+          <w:tab w:val="num" w:pos="5760"/>
+        </w:tabs>
+        <w:ind w:left="5760" w:hanging="360"/>
+      </w:pPr>
+      <w:rPr>
+        <w:rFonts w:ascii="Symbol" w:hAnsi="Symbol" w:hint="default"/>
+        <w:sz w:val="20"/>
+      </w:rPr>
+    </w:lvl>
+    <w:lvl w:ilvl="8" w:tentative="1">
+      <w:start w:val="1"/>
+      <w:numFmt w:val="bullet"/>
+      <w:lvlText w:val=""/>
+      <w:lvlJc w:val="left"/>
+      <w:pPr>
+        <w:tabs>
+          <w:tab w:val="num" w:pos="6480"/>
+        </w:tabs>
+        <w:ind w:left="6480" w:hanging="360"/>
+      </w:pPr>
+      <w:rPr>
+        <w:rFonts w:ascii="Symbol" w:hAnsi="Symbol" w:hint="default"/>
+        <w:sz w:val="20"/>
+      </w:rPr>
+    </w:lvl>
+  </w:abstractNum>
+  <w:abstractNum w:abstractNumId="26" w15:restartNumberingAfterBreak="0">
     <w:nsid w:val="5B3251FB"/>
     <w:multiLevelType w:val="multilevel"/>
     <w:tmpl w:val="83EC7F7C"/>
@@ -9615,7 +12751,7 @@
       </w:rPr>
     </w:lvl>
   </w:abstractNum>
-  <w:abstractNum w:abstractNumId="21" w15:restartNumberingAfterBreak="0">
+  <w:abstractNum w:abstractNumId="27" w15:restartNumberingAfterBreak="0">
     <w:nsid w:val="5C0A224A"/>
     <w:multiLevelType w:val="multilevel"/>
     <w:tmpl w:val="75AA6BD8"/>
@@ -9764,7 +12900,156 @@
       </w:rPr>
     </w:lvl>
   </w:abstractNum>
-  <w:abstractNum w:abstractNumId="22" w15:restartNumberingAfterBreak="0">
+  <w:abstractNum w:abstractNumId="28" w15:restartNumberingAfterBreak="0">
+    <w:nsid w:val="5C1600C0"/>
+    <w:multiLevelType w:val="multilevel"/>
+    <w:tmpl w:val="E0E65D40"/>
+    <w:lvl w:ilvl="0">
+      <w:start w:val="1"/>
+      <w:numFmt w:val="bullet"/>
+      <w:lvlText w:val=""/>
+      <w:lvlJc w:val="left"/>
+      <w:pPr>
+        <w:tabs>
+          <w:tab w:val="num" w:pos="720"/>
+        </w:tabs>
+        <w:ind w:left="720" w:hanging="360"/>
+      </w:pPr>
+      <w:rPr>
+        <w:rFonts w:ascii="Symbol" w:hAnsi="Symbol" w:hint="default"/>
+        <w:sz w:val="20"/>
+      </w:rPr>
+    </w:lvl>
+    <w:lvl w:ilvl="1" w:tentative="1">
+      <w:start w:val="1"/>
+      <w:numFmt w:val="bullet"/>
+      <w:lvlText w:val=""/>
+      <w:lvlJc w:val="left"/>
+      <w:pPr>
+        <w:tabs>
+          <w:tab w:val="num" w:pos="1440"/>
+        </w:tabs>
+        <w:ind w:left="1440" w:hanging="360"/>
+      </w:pPr>
+      <w:rPr>
+        <w:rFonts w:ascii="Symbol" w:hAnsi="Symbol" w:hint="default"/>
+        <w:sz w:val="20"/>
+      </w:rPr>
+    </w:lvl>
+    <w:lvl w:ilvl="2" w:tentative="1">
+      <w:start w:val="1"/>
+      <w:numFmt w:val="bullet"/>
+      <w:lvlText w:val=""/>
+      <w:lvlJc w:val="left"/>
+      <w:pPr>
+        <w:tabs>
+          <w:tab w:val="num" w:pos="2160"/>
+        </w:tabs>
+        <w:ind w:left="2160" w:hanging="360"/>
+      </w:pPr>
+      <w:rPr>
+        <w:rFonts w:ascii="Symbol" w:hAnsi="Symbol" w:hint="default"/>
+        <w:sz w:val="20"/>
+      </w:rPr>
+    </w:lvl>
+    <w:lvl w:ilvl="3" w:tentative="1">
+      <w:start w:val="1"/>
+      <w:numFmt w:val="bullet"/>
+      <w:lvlText w:val=""/>
+      <w:lvlJc w:val="left"/>
+      <w:pPr>
+        <w:tabs>
+          <w:tab w:val="num" w:pos="2880"/>
+        </w:tabs>
+        <w:ind w:left="2880" w:hanging="360"/>
+      </w:pPr>
+      <w:rPr>
+        <w:rFonts w:ascii="Symbol" w:hAnsi="Symbol" w:hint="default"/>
+        <w:sz w:val="20"/>
+      </w:rPr>
+    </w:lvl>
+    <w:lvl w:ilvl="4" w:tentative="1">
+      <w:start w:val="1"/>
+      <w:numFmt w:val="bullet"/>
+      <w:lvlText w:val=""/>
+      <w:lvlJc w:val="left"/>
+      <w:pPr>
+        <w:tabs>
+          <w:tab w:val="num" w:pos="3600"/>
+        </w:tabs>
+        <w:ind w:left="3600" w:hanging="360"/>
+      </w:pPr>
+      <w:rPr>
+        <w:rFonts w:ascii="Symbol" w:hAnsi="Symbol" w:hint="default"/>
+        <w:sz w:val="20"/>
+      </w:rPr>
+    </w:lvl>
+    <w:lvl w:ilvl="5" w:tentative="1">
+      <w:start w:val="1"/>
+      <w:numFmt w:val="bullet"/>
+      <w:lvlText w:val=""/>
+      <w:lvlJc w:val="left"/>
+      <w:pPr>
+        <w:tabs>
+          <w:tab w:val="num" w:pos="4320"/>
+        </w:tabs>
+        <w:ind w:left="4320" w:hanging="360"/>
+      </w:pPr>
+      <w:rPr>
+        <w:rFonts w:ascii="Symbol" w:hAnsi="Symbol" w:hint="default"/>
+        <w:sz w:val="20"/>
+      </w:rPr>
+    </w:lvl>
+    <w:lvl w:ilvl="6" w:tentative="1">
+      <w:start w:val="1"/>
+      <w:numFmt w:val="bullet"/>
+      <w:lvlText w:val=""/>
+      <w:lvlJc w:val="left"/>
+      <w:pPr>
+        <w:tabs>
+          <w:tab w:val="num" w:pos="5040"/>
+        </w:tabs>
+        <w:ind w:left="5040" w:hanging="360"/>
+      </w:pPr>
+      <w:rPr>
+        <w:rFonts w:ascii="Symbol" w:hAnsi="Symbol" w:hint="default"/>
+        <w:sz w:val="20"/>
+      </w:rPr>
+    </w:lvl>
+    <w:lvl w:ilvl="7" w:tentative="1">
+      <w:start w:val="1"/>
+      <w:numFmt w:val="bullet"/>
+      <w:lvlText w:val=""/>
+      <w:lvlJc w:val="left"/>
+      <w:pPr>
+        <w:tabs>
+          <w:tab w:val="num" w:pos="5760"/>
+        </w:tabs>
+        <w:ind w:left="5760" w:hanging="360"/>
+      </w:pPr>
+      <w:rPr>
+        <w:rFonts w:ascii="Symbol" w:hAnsi="Symbol" w:hint="default"/>
+        <w:sz w:val="20"/>
+      </w:rPr>
+    </w:lvl>
+    <w:lvl w:ilvl="8" w:tentative="1">
+      <w:start w:val="1"/>
+      <w:numFmt w:val="bullet"/>
+      <w:lvlText w:val=""/>
+      <w:lvlJc w:val="left"/>
+      <w:pPr>
+        <w:tabs>
+          <w:tab w:val="num" w:pos="6480"/>
+        </w:tabs>
+        <w:ind w:left="6480" w:hanging="360"/>
+      </w:pPr>
+      <w:rPr>
+        <w:rFonts w:ascii="Symbol" w:hAnsi="Symbol" w:hint="default"/>
+        <w:sz w:val="20"/>
+      </w:rPr>
+    </w:lvl>
+  </w:abstractNum>
+  <w:abstractNum w:abstractNumId="29" w15:restartNumberingAfterBreak="0">
     <w:nsid w:val="5CB71E63"/>
     <w:multiLevelType w:val="multilevel"/>
     <w:tmpl w:val="FFC0EBF0"/>
@@ -9877,7 +13162,7 @@
       </w:pPr>
     </w:lvl>
   </w:abstractNum>
-  <w:abstractNum w:abstractNumId="23" w15:restartNumberingAfterBreak="0">
+  <w:abstractNum w:abstractNumId="30" w15:restartNumberingAfterBreak="0">
     <w:nsid w:val="62A8027E"/>
     <w:multiLevelType w:val="multilevel"/>
     <w:tmpl w:val="85022A74"/>
@@ -10026,7 +13311,7 @@
       </w:rPr>
     </w:lvl>
   </w:abstractNum>
-  <w:abstractNum w:abstractNumId="24" w15:restartNumberingAfterBreak="0">
+  <w:abstractNum w:abstractNumId="31" w15:restartNumberingAfterBreak="0">
     <w:nsid w:val="64D03A48"/>
     <w:multiLevelType w:val="multilevel"/>
     <w:tmpl w:val="37066A8C"/>
@@ -10175,7 +13460,7 @@
       </w:rPr>
     </w:lvl>
   </w:abstractNum>
-  <w:abstractNum w:abstractNumId="25" w15:restartNumberingAfterBreak="0">
+  <w:abstractNum w:abstractNumId="32" w15:restartNumberingAfterBreak="0">
     <w:nsid w:val="654A138A"/>
     <w:multiLevelType w:val="multilevel"/>
     <w:tmpl w:val="B71AD7E6"/>
@@ -10324,7 +13609,7 @@
       </w:rPr>
     </w:lvl>
   </w:abstractNum>
-  <w:abstractNum w:abstractNumId="26" w15:restartNumberingAfterBreak="0">
+  <w:abstractNum w:abstractNumId="33" w15:restartNumberingAfterBreak="0">
     <w:nsid w:val="654B4A80"/>
     <w:multiLevelType w:val="multilevel"/>
     <w:tmpl w:val="994A334E"/>
@@ -10473,7 +13758,7 @@
       </w:rPr>
     </w:lvl>
   </w:abstractNum>
-  <w:abstractNum w:abstractNumId="27" w15:restartNumberingAfterBreak="0">
+  <w:abstractNum w:abstractNumId="34" w15:restartNumberingAfterBreak="0">
     <w:nsid w:val="682175E2"/>
     <w:multiLevelType w:val="multilevel"/>
     <w:tmpl w:val="663EDBCE"/>
@@ -10622,7 +13907,7 @@
       </w:rPr>
     </w:lvl>
   </w:abstractNum>
-  <w:abstractNum w:abstractNumId="28" w15:restartNumberingAfterBreak="0">
+  <w:abstractNum w:abstractNumId="35" w15:restartNumberingAfterBreak="0">
     <w:nsid w:val="6D18044E"/>
     <w:multiLevelType w:val="multilevel"/>
     <w:tmpl w:val="BD749F6C"/>
@@ -10735,7 +14020,7 @@
       </w:pPr>
     </w:lvl>
   </w:abstractNum>
-  <w:abstractNum w:abstractNumId="29" w15:restartNumberingAfterBreak="0">
+  <w:abstractNum w:abstractNumId="36" w15:restartNumberingAfterBreak="0">
     <w:nsid w:val="6D702DE7"/>
     <w:multiLevelType w:val="multilevel"/>
     <w:tmpl w:val="4B22D89A"/>
@@ -10884,7 +14169,152 @@
       </w:rPr>
     </w:lvl>
   </w:abstractNum>
-  <w:abstractNum w:abstractNumId="30" w15:restartNumberingAfterBreak="0">
+  <w:abstractNum w:abstractNumId="37" w15:restartNumberingAfterBreak="0">
+    <w:nsid w:val="6ECB3BC9"/>
+    <w:multiLevelType w:val="multilevel"/>
+    <w:tmpl w:val="B046F5B2"/>
+    <w:lvl w:ilvl="0">
+      <w:start w:val="1"/>
+      <w:numFmt w:val="bullet"/>
+      <w:lvlText w:val=""/>
+      <w:lvlJc w:val="left"/>
+      <w:pPr>
+        <w:tabs>
+          <w:tab w:val="num" w:pos="720"/>
+        </w:tabs>
+        <w:ind w:left="720" w:hanging="360"/>
+      </w:pPr>
+      <w:rPr>
+        <w:rFonts w:ascii="Symbol" w:hAnsi="Symbol" w:hint="default"/>
+        <w:sz w:val="20"/>
+      </w:rPr>
+    </w:lvl>
+    <w:lvl w:ilvl="1">
+      <w:start w:val="1"/>
+      <w:numFmt w:val="decimal"/>
+      <w:lvlText w:val="%2."/>
+      <w:lvlJc w:val="left"/>
+      <w:pPr>
+        <w:tabs>
+          <w:tab w:val="num" w:pos="1440"/>
+        </w:tabs>
+        <w:ind w:left="1440" w:hanging="360"/>
+      </w:pPr>
+    </w:lvl>
+    <w:lvl w:ilvl="2" w:tentative="1">
+      <w:start w:val="1"/>
+      <w:numFmt w:val="bullet"/>
+      <w:lvlText w:val=""/>
+      <w:lvlJc w:val="left"/>
+      <w:pPr>
+        <w:tabs>
+          <w:tab w:val="num" w:pos="2160"/>
+        </w:tabs>
+        <w:ind w:left="2160" w:hanging="360"/>
+      </w:pPr>
+      <w:rPr>
+        <w:rFonts w:ascii="Symbol" w:hAnsi="Symbol" w:hint="default"/>
+        <w:sz w:val="20"/>
+      </w:rPr>
+    </w:lvl>
+    <w:lvl w:ilvl="3" w:tentative="1">
+      <w:start w:val="1"/>
+      <w:numFmt w:val="bullet"/>
+      <w:lvlText w:val=""/>
+      <w:lvlJc w:val="left"/>
+      <w:pPr>
+        <w:tabs>
+          <w:tab w:val="num" w:pos="2880"/>
+        </w:tabs>
+        <w:ind w:left="2880" w:hanging="360"/>
+      </w:pPr>
+      <w:rPr>
+        <w:rFonts w:ascii="Symbol" w:hAnsi="Symbol" w:hint="default"/>
+        <w:sz w:val="20"/>
+      </w:rPr>
+    </w:lvl>
+    <w:lvl w:ilvl="4" w:tentative="1">
+      <w:start w:val="1"/>
+      <w:numFmt w:val="bullet"/>
+      <w:lvlText w:val=""/>
+      <w:lvlJc w:val="left"/>
+      <w:pPr>
+        <w:tabs>
+          <w:tab w:val="num" w:pos="3600"/>
+        </w:tabs>
+        <w:ind w:left="3600" w:hanging="360"/>
+      </w:pPr>
+      <w:rPr>
+        <w:rFonts w:ascii="Symbol" w:hAnsi="Symbol" w:hint="default"/>
+        <w:sz w:val="20"/>
+      </w:rPr>
+    </w:lvl>
+    <w:lvl w:ilvl="5" w:tentative="1">
+      <w:start w:val="1"/>
+      <w:numFmt w:val="bullet"/>
+      <w:lvlText w:val=""/>
+      <w:lvlJc w:val="left"/>
+      <w:pPr>
+        <w:tabs>
+          <w:tab w:val="num" w:pos="4320"/>
+        </w:tabs>
+        <w:ind w:left="4320" w:hanging="360"/>
+      </w:pPr>
+      <w:rPr>
+        <w:rFonts w:ascii="Symbol" w:hAnsi="Symbol" w:hint="default"/>
+        <w:sz w:val="20"/>
+      </w:rPr>
+    </w:lvl>
+    <w:lvl w:ilvl="6" w:tentative="1">
+      <w:start w:val="1"/>
+      <w:numFmt w:val="bullet"/>
+      <w:lvlText w:val=""/>
+      <w:lvlJc w:val="left"/>
+      <w:pPr>
+        <w:tabs>
+          <w:tab w:val="num" w:pos="5040"/>
+        </w:tabs>
+        <w:ind w:left="5040" w:hanging="360"/>
+      </w:pPr>
+      <w:rPr>
+        <w:rFonts w:ascii="Symbol" w:hAnsi="Symbol" w:hint="default"/>
+        <w:sz w:val="20"/>
+      </w:rPr>
+    </w:lvl>
+    <w:lvl w:ilvl="7" w:tentative="1">
+      <w:start w:val="1"/>
+      <w:numFmt w:val="bullet"/>
+      <w:lvlText w:val=""/>
+      <w:lvlJc w:val="left"/>
+      <w:pPr>
+        <w:tabs>
+          <w:tab w:val="num" w:pos="5760"/>
+        </w:tabs>
+        <w:ind w:left="5760" w:hanging="360"/>
+      </w:pPr>
+      <w:rPr>
+        <w:rFonts w:ascii="Symbol" w:hAnsi="Symbol" w:hint="default"/>
+        <w:sz w:val="20"/>
+      </w:rPr>
+    </w:lvl>
+    <w:lvl w:ilvl="8" w:tentative="1">
+      <w:start w:val="1"/>
+      <w:numFmt w:val="bullet"/>
+      <w:lvlText w:val=""/>
+      <w:lvlJc w:val="left"/>
+      <w:pPr>
+        <w:tabs>
+          <w:tab w:val="num" w:pos="6480"/>
+        </w:tabs>
+        <w:ind w:left="6480" w:hanging="360"/>
+      </w:pPr>
+      <w:rPr>
+        <w:rFonts w:ascii="Symbol" w:hAnsi="Symbol" w:hint="default"/>
+        <w:sz w:val="20"/>
+      </w:rPr>
+    </w:lvl>
+  </w:abstractNum>
+  <w:abstractNum w:abstractNumId="38" w15:restartNumberingAfterBreak="0">
     <w:nsid w:val="71AF190F"/>
     <w:multiLevelType w:val="multilevel"/>
     <w:tmpl w:val="0CAEADD8"/>
@@ -11033,7 +14463,7 @@
       </w:rPr>
     </w:lvl>
   </w:abstractNum>
-  <w:abstractNum w:abstractNumId="31" w15:restartNumberingAfterBreak="0">
+  <w:abstractNum w:abstractNumId="39" w15:restartNumberingAfterBreak="0">
     <w:nsid w:val="752322F0"/>
     <w:multiLevelType w:val="multilevel"/>
     <w:tmpl w:val="36BC56FA"/>
@@ -11182,7 +14612,7 @@
       </w:rPr>
     </w:lvl>
   </w:abstractNum>
-  <w:abstractNum w:abstractNumId="32" w15:restartNumberingAfterBreak="0">
+  <w:abstractNum w:abstractNumId="40" w15:restartNumberingAfterBreak="0">
     <w:nsid w:val="797D08B8"/>
     <w:multiLevelType w:val="multilevel"/>
     <w:tmpl w:val="3A788E70"/>
@@ -11332,43 +14762,43 @@
     </w:lvl>
   </w:abstractNum>
   <w:num w:numId="1" w16cid:durableId="612132304">
+    <w:abstractNumId w:val="10"/>
+  </w:num>
+  <w:num w:numId="2" w16cid:durableId="2119711669">
     <w:abstractNumId w:val="7"/>
   </w:num>
-  <w:num w:numId="2" w16cid:durableId="2119711669">
-    <w:abstractNumId w:val="5"/>
-  </w:num>
   <w:num w:numId="3" w16cid:durableId="486747901">
-    <w:abstractNumId w:val="20"/>
+    <w:abstractNumId w:val="26"/>
   </w:num>
   <w:num w:numId="4" w16cid:durableId="142434453">
+    <w:abstractNumId w:val="24"/>
+  </w:num>
+  <w:num w:numId="5" w16cid:durableId="874927194">
+    <w:abstractNumId w:val="35"/>
+  </w:num>
+  <w:num w:numId="6" w16cid:durableId="757596476">
     <w:abstractNumId w:val="19"/>
   </w:num>
-  <w:num w:numId="5" w16cid:durableId="874927194">
-    <w:abstractNumId w:val="28"/>
-  </w:num>
-  <w:num w:numId="6" w16cid:durableId="757596476">
-    <w:abstractNumId w:val="14"/>
-  </w:num>
   <w:num w:numId="7" w16cid:durableId="1914967146">
-    <w:abstractNumId w:val="32"/>
+    <w:abstractNumId w:val="40"/>
   </w:num>
   <w:num w:numId="8" w16cid:durableId="1960448063">
-    <w:abstractNumId w:val="22"/>
+    <w:abstractNumId w:val="29"/>
   </w:num>
   <w:num w:numId="9" w16cid:durableId="1604071293">
-    <w:abstractNumId w:val="21"/>
+    <w:abstractNumId w:val="27"/>
   </w:num>
   <w:num w:numId="10" w16cid:durableId="384454252">
-    <w:abstractNumId w:val="2"/>
+    <w:abstractNumId w:val="4"/>
   </w:num>
   <w:num w:numId="11" w16cid:durableId="1874610940">
-    <w:abstractNumId w:val="18"/>
+    <w:abstractNumId w:val="23"/>
   </w:num>
   <w:num w:numId="12" w16cid:durableId="165368277">
-    <w:abstractNumId w:val="31"/>
+    <w:abstractNumId w:val="39"/>
   </w:num>
   <w:num w:numId="13" w16cid:durableId="1287279231">
-    <w:abstractNumId w:val="4"/>
+    <w:abstractNumId w:val="6"/>
   </w:num>
   <w:num w:numId="14" w16cid:durableId="1947226024">
     <w:abstractNumId w:val="0"/>
@@ -11377,58 +14807,102 @@
     <w:abstractNumId w:val="1"/>
   </w:num>
   <w:num w:numId="16" w16cid:durableId="489954447">
-    <w:abstractNumId w:val="6"/>
+    <w:abstractNumId w:val="8"/>
   </w:num>
   <w:num w:numId="17" w16cid:durableId="1572274677">
+    <w:abstractNumId w:val="18"/>
+  </w:num>
+  <w:num w:numId="18" w16cid:durableId="1708143310">
     <w:abstractNumId w:val="13"/>
   </w:num>
-  <w:num w:numId="18" w16cid:durableId="1708143310">
+  <w:num w:numId="19" w16cid:durableId="1819151693">
+    <w:abstractNumId w:val="14"/>
+  </w:num>
+  <w:num w:numId="20" w16cid:durableId="7216469">
+    <w:abstractNumId w:val="34"/>
+  </w:num>
+  <w:num w:numId="21" w16cid:durableId="1488669566">
+    <w:abstractNumId w:val="5"/>
+  </w:num>
+  <w:num w:numId="22" w16cid:durableId="1901288935">
+    <w:abstractNumId w:val="38"/>
+  </w:num>
+  <w:num w:numId="23" w16cid:durableId="89591663">
+    <w:abstractNumId w:val="17"/>
+  </w:num>
+  <w:num w:numId="24" w16cid:durableId="211113774">
+    <w:abstractNumId w:val="22"/>
+  </w:num>
+  <w:num w:numId="25" w16cid:durableId="1378241522">
+    <w:abstractNumId w:val="21"/>
+  </w:num>
+  <w:num w:numId="26" w16cid:durableId="49891852">
+    <w:abstractNumId w:val="20"/>
+  </w:num>
+  <w:num w:numId="27" w16cid:durableId="190651494">
+    <w:abstractNumId w:val="36"/>
+  </w:num>
+  <w:num w:numId="28" w16cid:durableId="340934262">
+    <w:abstractNumId w:val="12"/>
+  </w:num>
+  <w:num w:numId="29" w16cid:durableId="512453214">
+    <w:abstractNumId w:val="32"/>
+  </w:num>
+  <w:num w:numId="30" w16cid:durableId="1960869710">
+    <w:abstractNumId w:val="31"/>
+  </w:num>
+  <w:num w:numId="31" w16cid:durableId="126097008">
+    <w:abstractNumId w:val="30"/>
+  </w:num>
+  <w:num w:numId="32" w16cid:durableId="84543113">
+    <w:abstractNumId w:val="15"/>
+  </w:num>
+  <w:num w:numId="33" w16cid:durableId="1578394883">
+    <w:abstractNumId w:val="33"/>
+  </w:num>
+  <w:num w:numId="34" w16cid:durableId="311567089">
+    <w:abstractNumId w:val="16"/>
+  </w:num>
+  <w:num w:numId="35" w16cid:durableId="615718186">
     <w:abstractNumId w:val="9"/>
   </w:num>
-  <w:num w:numId="19" w16cid:durableId="1819151693">
-    <w:abstractNumId w:val="10"/>
-  </w:num>
-  <w:num w:numId="20" w16cid:durableId="7216469">
-    <w:abstractNumId w:val="27"/>
-  </w:num>
-  <w:num w:numId="21" w16cid:durableId="1488669566">
+  <w:num w:numId="36" w16cid:durableId="747505499">
     <w:abstractNumId w:val="3"/>
   </w:num>
-  <w:num w:numId="22" w16cid:durableId="1901288935">
-    <w:abstractNumId w:val="30"/>
+  <w:num w:numId="37" w16cid:durableId="404692403">
+    <w:abstractNumId w:val="37"/>
   </w:num>
-  <w:num w:numId="23" w16cid:durableId="89591663">
-    <w:abstractNumId w:val="12"/>
+  <w:num w:numId="38" w16cid:durableId="667445660">
+    <w:abstractNumId w:val="37"/>
+    <w:lvlOverride w:ilvl="1">
+      <w:lvl w:ilvl="1">
+        <w:numFmt w:val="bullet"/>
+        <w:lvlText w:val=""/>
+        <w:lvlJc w:val="left"/>
+        <w:pPr>
+          <w:tabs>
+            <w:tab w:val="num" w:pos="1440"/>
+          </w:tabs>
+          <w:ind w:left="1440" w:hanging="360"/>
+        </w:pPr>
+        <w:rPr>
+          <w:rFonts w:ascii="Symbol" w:hAnsi="Symbol" w:hint="default"/>
+          <w:sz w:val="20"/>
+        </w:rPr>
+      </w:lvl>
+    </w:lvlOverride>
   </w:num>
-  <w:num w:numId="24" w16cid:durableId="211113774">
-    <w:abstractNumId w:val="17"/>
+  <w:num w:numId="39" w16cid:durableId="1975595143">
+    <w:abstractNumId w:val="28"/>
   </w:num>
-  <w:num w:numId="25" w16cid:durableId="1378241522">
-    <w:abstractNumId w:val="16"/>
-  </w:num>
-  <w:num w:numId="26" w16cid:durableId="49891852">
-    <w:abstractNumId w:val="15"/>
-  </w:num>
-  <w:num w:numId="27" w16cid:durableId="190651494">
-    <w:abstractNumId w:val="29"/>
-  </w:num>
-  <w:num w:numId="28" w16cid:durableId="340934262">
-    <w:abstractNumId w:val="8"/>
-  </w:num>
-  <w:num w:numId="29" w16cid:durableId="512453214">
+  <w:num w:numId="40" w16cid:durableId="128518361">
     <w:abstractNumId w:val="25"/>
   </w:num>
-  <w:num w:numId="30" w16cid:durableId="1960869710">
-    <w:abstractNumId w:val="24"/>
+  <w:num w:numId="41" w16cid:durableId="2135561061">
+    <w:abstractNumId w:val="2"/>
   </w:num>
-  <w:num w:numId="31" w16cid:durableId="126097008">
-    <w:abstractNumId w:val="23"/>
-  </w:num>
-  <w:num w:numId="32" w16cid:durableId="84543113">
+  <w:num w:numId="42" w16cid:durableId="1188372408">
     <w:abstractNumId w:val="11"/>
-  </w:num>
-  <w:num w:numId="33" w16cid:durableId="1578394883">
-    <w:abstractNumId w:val="26"/>
   </w:num>
 </w:numbering>
 </file>

--- a/DuAn.docx
+++ b/DuAn.docx
@@ -928,20 +928,41 @@
           <w:bCs/>
         </w:rPr>
       </w:pPr>
-    </w:p>
-    <w:p>
-      <w:pPr>
-        <w:rPr>
-          <w:rFonts w:ascii="Segoe UI Emoji" w:hAnsi="Segoe UI Emoji" w:cs="Segoe UI Emoji"/>
-          <w:b/>
-          <w:bCs/>
-        </w:rPr>
-      </w:pPr>
-      <w:r>
-        <w:rPr>
-          <w:rFonts w:ascii="Segoe UI Emoji" w:hAnsi="Segoe UI Emoji" w:cs="Segoe UI Emoji"/>
-          <w:b/>
-          <w:bCs/>
+      <w:r>
+        <w:rPr>
+          <w:rFonts w:ascii="Segoe UI Emoji" w:hAnsi="Segoe UI Emoji" w:cs="Segoe UI Emoji"/>
+          <w:b/>
+          <w:bCs/>
+        </w:rPr>
+        <w:br w:type="page"/>
+      </w:r>
+    </w:p>
+    <w:p>
+      <w:pPr>
+        <w:rPr>
+          <w:rFonts w:ascii="Segoe UI Emoji" w:hAnsi="Segoe UI Emoji" w:cs="Segoe UI Emoji"/>
+          <w:b/>
+          <w:bCs/>
+        </w:rPr>
+      </w:pPr>
+    </w:p>
+    <w:p>
+      <w:pPr>
+        <w:rPr>
+          <w:rFonts w:ascii="Segoe UI Emoji" w:hAnsi="Segoe UI Emoji" w:cs="Segoe UI Emoji"/>
+          <w:b/>
+          <w:bCs/>
+          <w:sz w:val="60"/>
+          <w:szCs w:val="60"/>
+        </w:rPr>
+      </w:pPr>
+      <w:r>
+        <w:rPr>
+          <w:rFonts w:ascii="Segoe UI Emoji" w:hAnsi="Segoe UI Emoji" w:cs="Segoe UI Emoji"/>
+          <w:b/>
+          <w:bCs/>
+          <w:sz w:val="60"/>
+          <w:szCs w:val="60"/>
         </w:rPr>
         <w:t xml:space="preserve">Jasper: </w:t>
       </w:r>
@@ -1220,7 +1241,6 @@
           <w:b/>
           <w:bCs/>
         </w:rPr>
-        <w:lastRenderedPageBreak/>
         <w:t>2) Chu</w:t>
       </w:r>
       <w:r>
@@ -1881,6 +1901,7 @@
         <w:rPr>
           <w:rFonts w:ascii="Segoe UI Emoji" w:hAnsi="Segoe UI Emoji" w:cs="Segoe UI Emoji"/>
         </w:rPr>
+        <w:lastRenderedPageBreak/>
         <w:t>=&gt; Ngh</w:t>
       </w:r>
       <w:r>
@@ -2210,7 +2231,6 @@
         <w:rPr>
           <w:rFonts w:ascii="Calibri" w:hAnsi="Calibri" w:cs="Calibri"/>
         </w:rPr>
-        <w:lastRenderedPageBreak/>
         <w:t>Đư</w:t>
       </w:r>
       <w:r>
@@ -2561,6 +2581,7 @@
         <w:rPr>
           <w:rFonts w:ascii="Segoe UI Emoji" w:hAnsi="Segoe UI Emoji" w:cs="Segoe UI Emoji"/>
         </w:rPr>
+        <w:lastRenderedPageBreak/>
         <w:t>fill nh</w:t>
       </w:r>
       <w:r>
@@ -2901,7 +2922,6 @@
         <w:rPr>
           <w:rFonts w:ascii="Segoe UI Emoji" w:hAnsi="Segoe UI Emoji" w:cs="Segoe UI Emoji"/>
         </w:rPr>
-        <w:lastRenderedPageBreak/>
         <w:pict w14:anchorId="39441C27">
           <v:rect id="_x0000_i1025" style="width:0;height:1.5pt" o:hralign="center" o:hrstd="t" o:hr="t" fillcolor="#a0a0a0" stroked="f"/>
         </w:pict>
@@ -3175,6 +3195,7 @@
         <w:rPr>
           <w:rFonts w:ascii="Segoe UI Emoji" w:hAnsi="Segoe UI Emoji" w:cs="Segoe UI Emoji"/>
         </w:rPr>
+        <w:lastRenderedPageBreak/>
         <w:t>File: src/main/java/org/example/camunda/service/AccessRequestQueryService.java</w:t>
       </w:r>
     </w:p>
@@ -3449,7 +3470,6 @@
         <w:rPr>
           <w:rFonts w:ascii="Segoe UI Emoji" w:hAnsi="Segoe UI Emoji" w:cs="Segoe UI Emoji"/>
         </w:rPr>
-        <w:lastRenderedPageBreak/>
         <w:t>Class: CamundaTaskController</w:t>
       </w:r>
     </w:p>
@@ -3650,6 +3670,7 @@
         <w:rPr>
           <w:rFonts w:ascii="Segoe UI Emoji" w:hAnsi="Segoe UI Emoji" w:cs="Segoe UI Emoji"/>
         </w:rPr>
+        <w:lastRenderedPageBreak/>
         <w:t>isUserCounterTaskKey(...)</w:t>
       </w:r>
     </w:p>
@@ -3873,7 +3894,6 @@
         <w:rPr>
           <w:rFonts w:ascii="Segoe UI Emoji" w:hAnsi="Segoe UI Emoji" w:cs="Segoe UI Emoji"/>
         </w:rPr>
-        <w:lastRenderedPageBreak/>
         <w:t>Hàm: completeTask(String taskId, TaskCompleteRequest request, Authentication authentication)</w:t>
       </w:r>
     </w:p>
@@ -4622,7 +4642,6 @@
           <w:b/>
           <w:bCs/>
         </w:rPr>
-        <w:lastRenderedPageBreak/>
         <w:t>BPMN </w:t>
       </w:r>
       <w:r>
@@ -5039,6 +5058,7 @@
           <w:b/>
           <w:bCs/>
         </w:rPr>
+        <w:lastRenderedPageBreak/>
         <w:t>G</w:t>
       </w:r>
       <w:r>
@@ -5364,7 +5384,6 @@
           <w:b/>
           <w:bCs/>
         </w:rPr>
-        <w:lastRenderedPageBreak/>
         <w:t>3) APPROVE / REJECT</w:t>
       </w:r>
     </w:p>
@@ -5784,6 +5803,7 @@
         <w:rPr>
           <w:rFonts w:ascii="Segoe UI Emoji" w:hAnsi="Segoe UI Emoji" w:cs="Segoe UI Emoji"/>
         </w:rPr>
+        <w:lastRenderedPageBreak/>
         <w:t>Class: SendDecisionMailDelegate</w:t>
       </w:r>
     </w:p>
@@ -6197,7 +6217,6 @@
         <w:rPr>
           <w:rFonts w:ascii="Segoe UI Emoji" w:hAnsi="Segoe UI Emoji" w:cs="Segoe UI Emoji"/>
         </w:rPr>
-        <w:lastRenderedPageBreak/>
         <w:t>Class: CamundaTaskApplicationService</w:t>
       </w:r>
     </w:p>
@@ -6389,6 +6408,7 @@
         <w:rPr>
           <w:rFonts w:ascii="Segoe UI Emoji" w:hAnsi="Segoe UI Emoji" w:cs="Segoe UI Emoji"/>
         </w:rPr>
+        <w:lastRenderedPageBreak/>
         <w:t>File: src/main/java/org/example/camunda/service/WebSocketSseNotificationService.java</w:t>
       </w:r>
     </w:p>
@@ -6763,7 +6783,6 @@
         <w:rPr>
           <w:rFonts w:ascii="Segoe UI Emoji" w:hAnsi="Segoe UI Emoji" w:cs="Segoe UI Emoji"/>
         </w:rPr>
-        <w:lastRenderedPageBreak/>
         <w:t>Redis ch</w:t>
       </w:r>
       <w:r>
@@ -6901,7 +6920,7 @@
           <w:rFonts w:ascii="Segoe UI Emoji" w:hAnsi="Segoe UI Emoji" w:cs="Segoe UI Emoji"/>
         </w:rPr>
         <w:pict w14:anchorId="28AFC07D">
-          <v:rect id="_x0000_i1049" style="width:0;height:1.5pt" o:hralign="center" o:hrstd="t" o:hr="t" fillcolor="#a0a0a0" stroked="f"/>
+          <v:rect id="_x0000_i1031" style="width:0;height:1.5pt" o:hralign="center" o:hrstd="t" o:hr="t" fillcolor="#a0a0a0" stroked="f"/>
         </w:pict>
       </w:r>
     </w:p>
@@ -7327,6 +7346,7 @@
           <w:b/>
           <w:bCs/>
         </w:rPr>
+        <w:lastRenderedPageBreak/>
         <w:t>DB (export_jobs)</w:t>
       </w:r>
       <w:r>
@@ -7711,7 +7731,6 @@
         <w:rPr>
           <w:rFonts w:ascii="Segoe UI Emoji" w:hAnsi="Segoe UI Emoji" w:cs="Segoe UI Emoji"/>
         </w:rPr>
-        <w:lastRenderedPageBreak/>
         <w:t>check file v</w:t>
       </w:r>
       <w:r>
@@ -7927,7 +7946,7 @@
           <w:rFonts w:ascii="Segoe UI Emoji" w:hAnsi="Segoe UI Emoji" w:cs="Segoe UI Emoji"/>
         </w:rPr>
         <w:pict w14:anchorId="79783FAB">
-          <v:rect id="_x0000_i1050" style="width:0;height:1.5pt" o:hralign="center" o:hrstd="t" o:hr="t" fillcolor="#a0a0a0" stroked="f"/>
+          <v:rect id="_x0000_i1032" style="width:0;height:1.5pt" o:hralign="center" o:hrstd="t" o:hr="t" fillcolor="#a0a0a0" stroked="f"/>
         </w:pict>
       </w:r>
     </w:p>
@@ -8253,7 +8272,7 @@
           <w:rFonts w:ascii="Segoe UI Emoji" w:hAnsi="Segoe UI Emoji" w:cs="Segoe UI Emoji"/>
         </w:rPr>
         <w:pict w14:anchorId="152F6F2C">
-          <v:rect id="_x0000_i1051" style="width:0;height:1.5pt" o:hralign="center" o:hrstd="t" o:hr="t" fillcolor="#a0a0a0" stroked="f"/>
+          <v:rect id="_x0000_i1033" style="width:0;height:1.5pt" o:hralign="center" o:hrstd="t" o:hr="t" fillcolor="#a0a0a0" stroked="f"/>
         </w:pict>
       </w:r>
     </w:p>
@@ -8272,6 +8291,7 @@
           <w:b/>
           <w:bCs/>
         </w:rPr>
+        <w:lastRenderedPageBreak/>
         <w:t>Vì sao c</w:t>
       </w:r>
       <w:r>
@@ -15509,6 +15529,7 @@
   <w:style w:type="character" w:default="1" w:styleId="DefaultParagraphFont">
     <w:name w:val="Default Paragraph Font"/>
     <w:uiPriority w:val="1"/>
+    <w:semiHidden/>
     <w:unhideWhenUsed/>
   </w:style>
   <w:style w:type="table" w:default="1" w:styleId="TableNormal">
